--- a/Øvelser/Biologi/biodiversitet-i-graesplaenen/biodiversitet-i-graesplaenen.docx
+++ b/Øvelser/Biologi/biodiversitet-i-graesplaenen/biodiversitet-i-graesplaenen.docx
@@ -419,21 +419,13 @@
       </w:tr>
     </w:tbl>
     <w:bookmarkEnd w:id="26"/>
-    <w:bookmarkStart w:id="27" w:name="registrering-af-målinger"/>
+    <w:bookmarkStart w:id="28" w:name="registrering-af-målinger"/>
     <w:p>
       <w:pPr>
         <w:pStyle w:val="Heading2"/>
       </w:pPr>
       <w:r>
         <w:t xml:space="preserve">Registrering af målinger</w:t>
-      </w:r>
-    </w:p>
-    <w:p>
-      <w:pPr>
-        <w:pStyle w:val="TableCaption"/>
-      </w:pPr>
-      <w:r>
-        <w:t xml:space="preserve">Rådata fra 10 Raunkiærcirkler i græsplænen (sæt et kryds, når arten findes i cirklen).</w:t>
       </w:r>
     </w:p>
     <w:tbl>
@@ -441,1348 +433,1398 @@
         <w:tblStyle w:val="Table"/>
         <w:tblW w:type="pct" w:w="5000"/>
         <w:tblLayout w:type="fixed"/>
-        <w:tblLook w:firstRow="1" w:lastRow="0" w:firstColumn="0" w:lastColumn="0" w:noHBand="0" w:noVBand="0" w:val="0020"/>
-        <w:tblCaption w:val="Rådata fra 10 Raunkiærcirkler i græsplænen (sæt et kryds, når arten findes i cirklen)."/>
+        <w:tblLook w:firstRow="0" w:lastRow="0" w:firstColumn="0" w:lastColumn="0" w:noHBand="0" w:noVBand="0" w:val="0000"/>
       </w:tblPr>
       <w:tblGrid>
-        <w:gridCol w:w="931"/>
-        <w:gridCol w:w="698"/>
-        <w:gridCol w:w="698"/>
-        <w:gridCol w:w="698"/>
-        <w:gridCol w:w="698"/>
-        <w:gridCol w:w="698"/>
-        <w:gridCol w:w="698"/>
-        <w:gridCol w:w="698"/>
-        <w:gridCol w:w="698"/>
-        <w:gridCol w:w="698"/>
-        <w:gridCol w:w="698"/>
+        <w:gridCol w:w="7920"/>
       </w:tblGrid>
       <w:tr>
-        <w:trPr>
-          <w:cantSplit/>
-          <w:tblHeader w:val="on"/>
-        </w:trPr>
         <w:tc>
           <w:tcPr/>
+          <w:bookmarkStart w:id="27" w:name="tbl-1"/>
           <w:p>
             <w:pPr>
-              <w:pStyle w:val="Compact"/>
-              <w:keepNext/>
+              <w:jc w:val="center"/>
+            </w:pPr>
+            <w:pPr>
               <w:jc w:val="left"/>
+              <w:spacing w:before="200"/>
+              <w:pStyle w:val="ImageCaption"/>
             </w:pPr>
             <w:r>
-              <w:t xml:space="preserve">Art (dansk og evt. latinsk navn)</w:t>
+              <w:t xml:space="preserve">Tabel 1: Rådata fra 10 Raunkiærcirkler i græsplænen (sæt et kryds, når arten findes i cirklen).</w:t>
             </w:r>
           </w:p>
-        </w:tc>
-        <w:tc>
-          <w:tcPr/>
-          <w:p>
-            <w:pPr>
-              <w:pStyle w:val="Compact"/>
-              <w:keepNext/>
-              <w:jc w:val="center"/>
-            </w:pPr>
-            <w:r>
-              <w:t xml:space="preserve">1</w:t>
-            </w:r>
-          </w:p>
-        </w:tc>
-        <w:tc>
-          <w:tcPr/>
-          <w:p>
-            <w:pPr>
-              <w:pStyle w:val="Compact"/>
-              <w:keepNext/>
-              <w:jc w:val="center"/>
-            </w:pPr>
-            <w:r>
-              <w:t xml:space="preserve">2</w:t>
-            </w:r>
-          </w:p>
-        </w:tc>
-        <w:tc>
-          <w:tcPr/>
-          <w:p>
-            <w:pPr>
-              <w:pStyle w:val="Compact"/>
-              <w:keepNext/>
-              <w:jc w:val="center"/>
-            </w:pPr>
-            <w:r>
-              <w:t xml:space="preserve">3</w:t>
-            </w:r>
-          </w:p>
-        </w:tc>
-        <w:tc>
-          <w:tcPr/>
-          <w:p>
-            <w:pPr>
-              <w:pStyle w:val="Compact"/>
-              <w:keepNext/>
-              <w:jc w:val="center"/>
-            </w:pPr>
-            <w:r>
-              <w:t xml:space="preserve">4</w:t>
-            </w:r>
-          </w:p>
-        </w:tc>
-        <w:tc>
-          <w:tcPr/>
-          <w:p>
-            <w:pPr>
-              <w:pStyle w:val="Compact"/>
-              <w:keepNext/>
-              <w:jc w:val="center"/>
-            </w:pPr>
-            <w:r>
-              <w:t xml:space="preserve">5</w:t>
-            </w:r>
-          </w:p>
-        </w:tc>
-        <w:tc>
-          <w:tcPr/>
-          <w:p>
-            <w:pPr>
-              <w:pStyle w:val="Compact"/>
-              <w:keepNext/>
-              <w:jc w:val="center"/>
-            </w:pPr>
-            <w:r>
-              <w:t xml:space="preserve">6</w:t>
-            </w:r>
-          </w:p>
-        </w:tc>
-        <w:tc>
-          <w:tcPr/>
-          <w:p>
-            <w:pPr>
-              <w:pStyle w:val="Compact"/>
-              <w:keepNext/>
-              <w:jc w:val="center"/>
-            </w:pPr>
-            <w:r>
-              <w:t xml:space="preserve">7</w:t>
-            </w:r>
-          </w:p>
-        </w:tc>
-        <w:tc>
-          <w:tcPr/>
-          <w:p>
-            <w:pPr>
-              <w:pStyle w:val="Compact"/>
-              <w:keepNext/>
-              <w:jc w:val="center"/>
-            </w:pPr>
-            <w:r>
-              <w:t xml:space="preserve">8</w:t>
-            </w:r>
-          </w:p>
-        </w:tc>
-        <w:tc>
-          <w:tcPr/>
-          <w:p>
-            <w:pPr>
-              <w:pStyle w:val="Compact"/>
-              <w:keepNext/>
-              <w:jc w:val="center"/>
-            </w:pPr>
-            <w:r>
-              <w:t xml:space="preserve">9</w:t>
-            </w:r>
-          </w:p>
-        </w:tc>
-        <w:tc>
-          <w:tcPr/>
-          <w:p>
-            <w:pPr>
-              <w:pStyle w:val="Compact"/>
-              <w:keepNext/>
-              <w:jc w:val="center"/>
-            </w:pPr>
-            <w:r>
-              <w:t xml:space="preserve">10</w:t>
-            </w:r>
-          </w:p>
-        </w:tc>
-      </w:tr>
-      <w:tr>
-        <w:trPr>
-          <w:cantSplit/>
-        </w:trPr>
-        <w:tc>
-          <w:tcPr/>
-          <w:p>
-            <w:pPr>
-              <w:pStyle w:val="Compact"/>
-              <w:keepNext/>
-              <w:jc w:val="left"/>
-            </w:pPr>
-            <w:r>
-              <w:t xml:space="preserve">Eksempel: Tusindfryd /</w:t>
-            </w:r>
-            <w:r>
-              <w:t xml:space="preserve"> </w:t>
-            </w:r>
-            <w:r>
-              <w:rPr>
-                <w:i/>
-                <w:iCs/>
-              </w:rPr>
-              <w:t xml:space="preserve">Bellis perennis</w:t>
-            </w:r>
-          </w:p>
-        </w:tc>
-        <w:tc>
-          <w:tcPr/>
-          <w:p>
-            <w:pPr>
-              <w:pStyle w:val="Compact"/>
-              <w:keepNext/>
-              <w:jc w:val="center"/>
-            </w:pPr>
-            <w:r>
-              <w:t xml:space="preserve">x</w:t>
-            </w:r>
-          </w:p>
-        </w:tc>
-        <w:tc>
-          <w:tcPr/>
-          <w:p>
-            <w:pPr>
-              <w:pStyle w:val="Compact"/>
-              <w:keepNext/>
-            </w:pPr>
-          </w:p>
-        </w:tc>
-        <w:tc>
-          <w:tcPr/>
-          <w:p>
-            <w:pPr>
-              <w:pStyle w:val="Compact"/>
-              <w:keepNext/>
-              <w:jc w:val="center"/>
-            </w:pPr>
-            <w:r>
-              <w:t xml:space="preserve">x</w:t>
-            </w:r>
-          </w:p>
-        </w:tc>
-        <w:tc>
-          <w:tcPr/>
-          <w:p>
-            <w:pPr>
-              <w:pStyle w:val="Compact"/>
-              <w:keepNext/>
-              <w:jc w:val="center"/>
-            </w:pPr>
-            <w:r>
-              <w:t xml:space="preserve">x</w:t>
-            </w:r>
-          </w:p>
-        </w:tc>
-        <w:tc>
-          <w:tcPr/>
-          <w:p>
-            <w:pPr>
-              <w:pStyle w:val="Compact"/>
-              <w:keepNext/>
-            </w:pPr>
-          </w:p>
-        </w:tc>
-        <w:tc>
-          <w:tcPr/>
-          <w:p>
-            <w:pPr>
-              <w:pStyle w:val="Compact"/>
-              <w:keepNext/>
-            </w:pPr>
-          </w:p>
-        </w:tc>
-        <w:tc>
-          <w:tcPr/>
-          <w:p>
-            <w:pPr>
-              <w:pStyle w:val="Compact"/>
-              <w:keepNext/>
-              <w:jc w:val="center"/>
-            </w:pPr>
-            <w:r>
-              <w:t xml:space="preserve">x</w:t>
-            </w:r>
-          </w:p>
-        </w:tc>
-        <w:tc>
-          <w:tcPr/>
-          <w:p>
-            <w:pPr>
-              <w:pStyle w:val="Compact"/>
-              <w:keepNext/>
-              <w:jc w:val="center"/>
-            </w:pPr>
-            <w:r>
-              <w:t xml:space="preserve">x</w:t>
-            </w:r>
-          </w:p>
-        </w:tc>
-        <w:tc>
-          <w:tcPr/>
-          <w:p>
-            <w:pPr>
-              <w:pStyle w:val="Compact"/>
-              <w:keepNext/>
-              <w:jc w:val="center"/>
-            </w:pPr>
-            <w:r>
-              <w:t xml:space="preserve">x</w:t>
-            </w:r>
-          </w:p>
-        </w:tc>
-        <w:tc>
-          <w:tcPr/>
-          <w:p>
-            <w:pPr>
-              <w:pStyle w:val="Compact"/>
-              <w:keepNext/>
-            </w:pPr>
-          </w:p>
-        </w:tc>
-      </w:tr>
-      <w:tr>
-        <w:trPr>
-          <w:cantSplit/>
-        </w:trPr>
-        <w:tc>
-          <w:tcPr/>
-          <w:p>
-            <w:pPr>
-              <w:pStyle w:val="Compact"/>
-              <w:keepNext/>
-            </w:pPr>
-          </w:p>
-        </w:tc>
-        <w:tc>
-          <w:tcPr/>
-          <w:p>
-            <w:pPr>
-              <w:pStyle w:val="Compact"/>
-              <w:keepNext/>
-            </w:pPr>
-          </w:p>
-        </w:tc>
-        <w:tc>
-          <w:tcPr/>
-          <w:p>
-            <w:pPr>
-              <w:pStyle w:val="Compact"/>
-              <w:keepNext/>
-            </w:pPr>
-          </w:p>
-        </w:tc>
-        <w:tc>
-          <w:tcPr/>
-          <w:p>
-            <w:pPr>
-              <w:pStyle w:val="Compact"/>
-              <w:keepNext/>
-            </w:pPr>
-          </w:p>
-        </w:tc>
-        <w:tc>
-          <w:tcPr/>
-          <w:p>
-            <w:pPr>
-              <w:pStyle w:val="Compact"/>
-              <w:keepNext/>
-            </w:pPr>
-          </w:p>
-        </w:tc>
-        <w:tc>
-          <w:tcPr/>
-          <w:p>
-            <w:pPr>
-              <w:pStyle w:val="Compact"/>
-              <w:keepNext/>
-            </w:pPr>
-          </w:p>
-        </w:tc>
-        <w:tc>
-          <w:tcPr/>
-          <w:p>
-            <w:pPr>
-              <w:pStyle w:val="Compact"/>
-              <w:keepNext/>
-            </w:pPr>
-          </w:p>
-        </w:tc>
-        <w:tc>
-          <w:tcPr/>
-          <w:p>
-            <w:pPr>
-              <w:pStyle w:val="Compact"/>
-              <w:keepNext/>
-            </w:pPr>
-          </w:p>
-        </w:tc>
-        <w:tc>
-          <w:tcPr/>
-          <w:p>
-            <w:pPr>
-              <w:pStyle w:val="Compact"/>
-              <w:keepNext/>
-            </w:pPr>
-          </w:p>
-        </w:tc>
-        <w:tc>
-          <w:tcPr/>
-          <w:p>
-            <w:pPr>
-              <w:pStyle w:val="Compact"/>
-              <w:keepNext/>
-            </w:pPr>
-          </w:p>
-        </w:tc>
-        <w:tc>
-          <w:tcPr/>
-          <w:p>
-            <w:pPr>
-              <w:pStyle w:val="Compact"/>
-              <w:keepNext/>
-            </w:pPr>
-          </w:p>
-        </w:tc>
-      </w:tr>
-      <w:tr>
-        <w:trPr>
-          <w:cantSplit/>
-        </w:trPr>
-        <w:tc>
-          <w:tcPr/>
-          <w:p>
-            <w:pPr>
-              <w:pStyle w:val="Compact"/>
-              <w:keepNext/>
-            </w:pPr>
-          </w:p>
-        </w:tc>
-        <w:tc>
-          <w:tcPr/>
-          <w:p>
-            <w:pPr>
-              <w:pStyle w:val="Compact"/>
-              <w:keepNext/>
-            </w:pPr>
-          </w:p>
-        </w:tc>
-        <w:tc>
-          <w:tcPr/>
-          <w:p>
-            <w:pPr>
-              <w:pStyle w:val="Compact"/>
-              <w:keepNext/>
-            </w:pPr>
-          </w:p>
-        </w:tc>
-        <w:tc>
-          <w:tcPr/>
-          <w:p>
-            <w:pPr>
-              <w:pStyle w:val="Compact"/>
-              <w:keepNext/>
-            </w:pPr>
-          </w:p>
-        </w:tc>
-        <w:tc>
-          <w:tcPr/>
-          <w:p>
-            <w:pPr>
-              <w:pStyle w:val="Compact"/>
-              <w:keepNext/>
-            </w:pPr>
-          </w:p>
-        </w:tc>
-        <w:tc>
-          <w:tcPr/>
-          <w:p>
-            <w:pPr>
-              <w:pStyle w:val="Compact"/>
-              <w:keepNext/>
-            </w:pPr>
-          </w:p>
-        </w:tc>
-        <w:tc>
-          <w:tcPr/>
-          <w:p>
-            <w:pPr>
-              <w:pStyle w:val="Compact"/>
-              <w:keepNext/>
-            </w:pPr>
-          </w:p>
-        </w:tc>
-        <w:tc>
-          <w:tcPr/>
-          <w:p>
-            <w:pPr>
-              <w:pStyle w:val="Compact"/>
-              <w:keepNext/>
-            </w:pPr>
-          </w:p>
-        </w:tc>
-        <w:tc>
-          <w:tcPr/>
-          <w:p>
-            <w:pPr>
-              <w:pStyle w:val="Compact"/>
-              <w:keepNext/>
-            </w:pPr>
-          </w:p>
-        </w:tc>
-        <w:tc>
-          <w:tcPr/>
-          <w:p>
-            <w:pPr>
-              <w:pStyle w:val="Compact"/>
-              <w:keepNext/>
-            </w:pPr>
-          </w:p>
-        </w:tc>
-        <w:tc>
-          <w:tcPr/>
-          <w:p>
-            <w:pPr>
-              <w:pStyle w:val="Compact"/>
-              <w:keepNext/>
-            </w:pPr>
-          </w:p>
-        </w:tc>
-      </w:tr>
-      <w:tr>
-        <w:trPr>
-          <w:cantSplit/>
-        </w:trPr>
-        <w:tc>
-          <w:tcPr/>
-          <w:p>
-            <w:pPr>
-              <w:pStyle w:val="Compact"/>
-              <w:keepNext/>
-            </w:pPr>
-          </w:p>
-        </w:tc>
-        <w:tc>
-          <w:tcPr/>
-          <w:p>
-            <w:pPr>
-              <w:pStyle w:val="Compact"/>
-              <w:keepNext/>
-            </w:pPr>
-          </w:p>
-        </w:tc>
-        <w:tc>
-          <w:tcPr/>
-          <w:p>
-            <w:pPr>
-              <w:pStyle w:val="Compact"/>
-              <w:keepNext/>
-            </w:pPr>
-          </w:p>
-        </w:tc>
-        <w:tc>
-          <w:tcPr/>
-          <w:p>
-            <w:pPr>
-              <w:pStyle w:val="Compact"/>
-              <w:keepNext/>
-            </w:pPr>
-          </w:p>
-        </w:tc>
-        <w:tc>
-          <w:tcPr/>
-          <w:p>
-            <w:pPr>
-              <w:pStyle w:val="Compact"/>
-              <w:keepNext/>
-            </w:pPr>
-          </w:p>
-        </w:tc>
-        <w:tc>
-          <w:tcPr/>
-          <w:p>
-            <w:pPr>
-              <w:pStyle w:val="Compact"/>
-              <w:keepNext/>
-            </w:pPr>
-          </w:p>
-        </w:tc>
-        <w:tc>
-          <w:tcPr/>
-          <w:p>
-            <w:pPr>
-              <w:pStyle w:val="Compact"/>
-              <w:keepNext/>
-            </w:pPr>
-          </w:p>
-        </w:tc>
-        <w:tc>
-          <w:tcPr/>
-          <w:p>
-            <w:pPr>
-              <w:pStyle w:val="Compact"/>
-              <w:keepNext/>
-            </w:pPr>
-          </w:p>
-        </w:tc>
-        <w:tc>
-          <w:tcPr/>
-          <w:p>
-            <w:pPr>
-              <w:pStyle w:val="Compact"/>
-              <w:keepNext/>
-            </w:pPr>
-          </w:p>
-        </w:tc>
-        <w:tc>
-          <w:tcPr/>
-          <w:p>
-            <w:pPr>
-              <w:pStyle w:val="Compact"/>
-              <w:keepNext/>
-            </w:pPr>
-          </w:p>
-        </w:tc>
-        <w:tc>
-          <w:tcPr/>
-          <w:p>
-            <w:pPr>
-              <w:pStyle w:val="Compact"/>
-              <w:keepNext/>
-            </w:pPr>
-          </w:p>
-        </w:tc>
-      </w:tr>
-      <w:tr>
-        <w:trPr>
-          <w:cantSplit/>
-        </w:trPr>
-        <w:tc>
-          <w:tcPr/>
-          <w:p>
-            <w:pPr>
-              <w:pStyle w:val="Compact"/>
-              <w:keepNext/>
-            </w:pPr>
-          </w:p>
-        </w:tc>
-        <w:tc>
-          <w:tcPr/>
-          <w:p>
-            <w:pPr>
-              <w:pStyle w:val="Compact"/>
-              <w:keepNext/>
-            </w:pPr>
-          </w:p>
-        </w:tc>
-        <w:tc>
-          <w:tcPr/>
-          <w:p>
-            <w:pPr>
-              <w:pStyle w:val="Compact"/>
-              <w:keepNext/>
-            </w:pPr>
-          </w:p>
-        </w:tc>
-        <w:tc>
-          <w:tcPr/>
-          <w:p>
-            <w:pPr>
-              <w:pStyle w:val="Compact"/>
-              <w:keepNext/>
-            </w:pPr>
-          </w:p>
-        </w:tc>
-        <w:tc>
-          <w:tcPr/>
-          <w:p>
-            <w:pPr>
-              <w:pStyle w:val="Compact"/>
-              <w:keepNext/>
-            </w:pPr>
-          </w:p>
-        </w:tc>
-        <w:tc>
-          <w:tcPr/>
-          <w:p>
-            <w:pPr>
-              <w:pStyle w:val="Compact"/>
-              <w:keepNext/>
-            </w:pPr>
-          </w:p>
-        </w:tc>
-        <w:tc>
-          <w:tcPr/>
-          <w:p>
-            <w:pPr>
-              <w:pStyle w:val="Compact"/>
-              <w:keepNext/>
-            </w:pPr>
-          </w:p>
-        </w:tc>
-        <w:tc>
-          <w:tcPr/>
-          <w:p>
-            <w:pPr>
-              <w:pStyle w:val="Compact"/>
-              <w:keepNext/>
-            </w:pPr>
-          </w:p>
-        </w:tc>
-        <w:tc>
-          <w:tcPr/>
-          <w:p>
-            <w:pPr>
-              <w:pStyle w:val="Compact"/>
-              <w:keepNext/>
-            </w:pPr>
-          </w:p>
-        </w:tc>
-        <w:tc>
-          <w:tcPr/>
-          <w:p>
-            <w:pPr>
-              <w:pStyle w:val="Compact"/>
-              <w:keepNext/>
-            </w:pPr>
-          </w:p>
-        </w:tc>
-        <w:tc>
-          <w:tcPr/>
-          <w:p>
-            <w:pPr>
-              <w:pStyle w:val="Compact"/>
-              <w:keepNext/>
-            </w:pPr>
-          </w:p>
-        </w:tc>
-      </w:tr>
-      <w:tr>
-        <w:trPr>
-          <w:cantSplit/>
-        </w:trPr>
-        <w:tc>
-          <w:tcPr/>
-          <w:p>
-            <w:pPr>
-              <w:pStyle w:val="Compact"/>
-              <w:keepNext/>
-            </w:pPr>
-          </w:p>
-        </w:tc>
-        <w:tc>
-          <w:tcPr/>
-          <w:p>
-            <w:pPr>
-              <w:pStyle w:val="Compact"/>
-              <w:keepNext/>
-            </w:pPr>
-          </w:p>
-        </w:tc>
-        <w:tc>
-          <w:tcPr/>
-          <w:p>
-            <w:pPr>
-              <w:pStyle w:val="Compact"/>
-              <w:keepNext/>
-            </w:pPr>
-          </w:p>
-        </w:tc>
-        <w:tc>
-          <w:tcPr/>
-          <w:p>
-            <w:pPr>
-              <w:pStyle w:val="Compact"/>
-              <w:keepNext/>
-            </w:pPr>
-          </w:p>
-        </w:tc>
-        <w:tc>
-          <w:tcPr/>
-          <w:p>
-            <w:pPr>
-              <w:pStyle w:val="Compact"/>
-              <w:keepNext/>
-            </w:pPr>
-          </w:p>
-        </w:tc>
-        <w:tc>
-          <w:tcPr/>
-          <w:p>
-            <w:pPr>
-              <w:pStyle w:val="Compact"/>
-              <w:keepNext/>
-            </w:pPr>
-          </w:p>
-        </w:tc>
-        <w:tc>
-          <w:tcPr/>
-          <w:p>
-            <w:pPr>
-              <w:pStyle w:val="Compact"/>
-              <w:keepNext/>
-            </w:pPr>
-          </w:p>
-        </w:tc>
-        <w:tc>
-          <w:tcPr/>
-          <w:p>
-            <w:pPr>
-              <w:pStyle w:val="Compact"/>
-              <w:keepNext/>
-            </w:pPr>
-          </w:p>
-        </w:tc>
-        <w:tc>
-          <w:tcPr/>
-          <w:p>
-            <w:pPr>
-              <w:pStyle w:val="Compact"/>
-              <w:keepNext/>
-            </w:pPr>
-          </w:p>
-        </w:tc>
-        <w:tc>
-          <w:tcPr/>
-          <w:p>
-            <w:pPr>
-              <w:pStyle w:val="Compact"/>
-              <w:keepNext/>
-            </w:pPr>
-          </w:p>
-        </w:tc>
-        <w:tc>
-          <w:tcPr/>
-          <w:p>
-            <w:pPr>
-              <w:pStyle w:val="Compact"/>
-              <w:keepNext/>
-            </w:pPr>
-          </w:p>
-        </w:tc>
-      </w:tr>
-      <w:tr>
-        <w:trPr>
-          <w:cantSplit/>
-        </w:trPr>
-        <w:tc>
-          <w:tcPr/>
-          <w:p>
-            <w:pPr>
-              <w:pStyle w:val="Compact"/>
-              <w:keepNext/>
-            </w:pPr>
-          </w:p>
-        </w:tc>
-        <w:tc>
-          <w:tcPr/>
-          <w:p>
-            <w:pPr>
-              <w:pStyle w:val="Compact"/>
-              <w:keepNext/>
-            </w:pPr>
-          </w:p>
-        </w:tc>
-        <w:tc>
-          <w:tcPr/>
-          <w:p>
-            <w:pPr>
-              <w:pStyle w:val="Compact"/>
-              <w:keepNext/>
-            </w:pPr>
-          </w:p>
-        </w:tc>
-        <w:tc>
-          <w:tcPr/>
-          <w:p>
-            <w:pPr>
-              <w:pStyle w:val="Compact"/>
-              <w:keepNext/>
-            </w:pPr>
-          </w:p>
-        </w:tc>
-        <w:tc>
-          <w:tcPr/>
-          <w:p>
-            <w:pPr>
-              <w:pStyle w:val="Compact"/>
-              <w:keepNext/>
-            </w:pPr>
-          </w:p>
-        </w:tc>
-        <w:tc>
-          <w:tcPr/>
-          <w:p>
-            <w:pPr>
-              <w:pStyle w:val="Compact"/>
-              <w:keepNext/>
-            </w:pPr>
-          </w:p>
-        </w:tc>
-        <w:tc>
-          <w:tcPr/>
-          <w:p>
-            <w:pPr>
-              <w:pStyle w:val="Compact"/>
-              <w:keepNext/>
-            </w:pPr>
-          </w:p>
-        </w:tc>
-        <w:tc>
-          <w:tcPr/>
-          <w:p>
-            <w:pPr>
-              <w:pStyle w:val="Compact"/>
-              <w:keepNext/>
-            </w:pPr>
-          </w:p>
-        </w:tc>
-        <w:tc>
-          <w:tcPr/>
-          <w:p>
-            <w:pPr>
-              <w:pStyle w:val="Compact"/>
-              <w:keepNext/>
-            </w:pPr>
-          </w:p>
-        </w:tc>
-        <w:tc>
-          <w:tcPr/>
-          <w:p>
-            <w:pPr>
-              <w:pStyle w:val="Compact"/>
-              <w:keepNext/>
-            </w:pPr>
-          </w:p>
-        </w:tc>
-        <w:tc>
-          <w:tcPr/>
-          <w:p>
-            <w:pPr>
-              <w:pStyle w:val="Compact"/>
-              <w:keepNext/>
-            </w:pPr>
-          </w:p>
-        </w:tc>
-      </w:tr>
-      <w:tr>
-        <w:trPr>
-          <w:cantSplit/>
-        </w:trPr>
-        <w:tc>
-          <w:tcPr/>
-          <w:p>
-            <w:pPr>
-              <w:pStyle w:val="Compact"/>
-              <w:keepNext/>
-            </w:pPr>
-          </w:p>
-        </w:tc>
-        <w:tc>
-          <w:tcPr/>
-          <w:p>
-            <w:pPr>
-              <w:pStyle w:val="Compact"/>
-              <w:keepNext/>
-            </w:pPr>
-          </w:p>
-        </w:tc>
-        <w:tc>
-          <w:tcPr/>
-          <w:p>
-            <w:pPr>
-              <w:pStyle w:val="Compact"/>
-              <w:keepNext/>
-            </w:pPr>
-          </w:p>
-        </w:tc>
-        <w:tc>
-          <w:tcPr/>
-          <w:p>
-            <w:pPr>
-              <w:pStyle w:val="Compact"/>
-              <w:keepNext/>
-            </w:pPr>
-          </w:p>
-        </w:tc>
-        <w:tc>
-          <w:tcPr/>
-          <w:p>
-            <w:pPr>
-              <w:pStyle w:val="Compact"/>
-              <w:keepNext/>
-            </w:pPr>
-          </w:p>
-        </w:tc>
-        <w:tc>
-          <w:tcPr/>
-          <w:p>
-            <w:pPr>
-              <w:pStyle w:val="Compact"/>
-              <w:keepNext/>
-            </w:pPr>
-          </w:p>
-        </w:tc>
-        <w:tc>
-          <w:tcPr/>
-          <w:p>
-            <w:pPr>
-              <w:pStyle w:val="Compact"/>
-              <w:keepNext/>
-            </w:pPr>
-          </w:p>
-        </w:tc>
-        <w:tc>
-          <w:tcPr/>
-          <w:p>
-            <w:pPr>
-              <w:pStyle w:val="Compact"/>
-              <w:keepNext/>
-            </w:pPr>
-          </w:p>
-        </w:tc>
-        <w:tc>
-          <w:tcPr/>
-          <w:p>
-            <w:pPr>
-              <w:pStyle w:val="Compact"/>
-              <w:keepNext/>
-            </w:pPr>
-          </w:p>
-        </w:tc>
-        <w:tc>
-          <w:tcPr/>
-          <w:p>
-            <w:pPr>
-              <w:pStyle w:val="Compact"/>
-              <w:keepNext/>
-            </w:pPr>
-          </w:p>
-        </w:tc>
-        <w:tc>
-          <w:tcPr/>
-          <w:p>
-            <w:pPr>
-              <w:pStyle w:val="Compact"/>
-              <w:keepNext/>
-            </w:pPr>
-          </w:p>
-        </w:tc>
-      </w:tr>
-      <w:tr>
-        <w:trPr>
-          <w:cantSplit/>
-        </w:trPr>
-        <w:tc>
-          <w:tcPr/>
-          <w:p>
-            <w:pPr>
-              <w:pStyle w:val="Compact"/>
-              <w:keepNext/>
-            </w:pPr>
-          </w:p>
-        </w:tc>
-        <w:tc>
-          <w:tcPr/>
-          <w:p>
-            <w:pPr>
-              <w:pStyle w:val="Compact"/>
-              <w:keepNext/>
-            </w:pPr>
-          </w:p>
-        </w:tc>
-        <w:tc>
-          <w:tcPr/>
-          <w:p>
-            <w:pPr>
-              <w:pStyle w:val="Compact"/>
-              <w:keepNext/>
-            </w:pPr>
-          </w:p>
-        </w:tc>
-        <w:tc>
-          <w:tcPr/>
-          <w:p>
-            <w:pPr>
-              <w:pStyle w:val="Compact"/>
-              <w:keepNext/>
-            </w:pPr>
-          </w:p>
-        </w:tc>
-        <w:tc>
-          <w:tcPr/>
-          <w:p>
-            <w:pPr>
-              <w:pStyle w:val="Compact"/>
-              <w:keepNext/>
-            </w:pPr>
-          </w:p>
-        </w:tc>
-        <w:tc>
-          <w:tcPr/>
-          <w:p>
-            <w:pPr>
-              <w:pStyle w:val="Compact"/>
-              <w:keepNext/>
-            </w:pPr>
-          </w:p>
-        </w:tc>
-        <w:tc>
-          <w:tcPr/>
-          <w:p>
-            <w:pPr>
-              <w:pStyle w:val="Compact"/>
-              <w:keepNext/>
-            </w:pPr>
-          </w:p>
-        </w:tc>
-        <w:tc>
-          <w:tcPr/>
-          <w:p>
-            <w:pPr>
-              <w:pStyle w:val="Compact"/>
-              <w:keepNext/>
-            </w:pPr>
-          </w:p>
-        </w:tc>
-        <w:tc>
-          <w:tcPr/>
-          <w:p>
-            <w:pPr>
-              <w:pStyle w:val="Compact"/>
-              <w:keepNext/>
-            </w:pPr>
-          </w:p>
-        </w:tc>
-        <w:tc>
-          <w:tcPr/>
-          <w:p>
-            <w:pPr>
-              <w:pStyle w:val="Compact"/>
-              <w:keepNext/>
-            </w:pPr>
-          </w:p>
-        </w:tc>
-        <w:tc>
-          <w:tcPr/>
-          <w:p>
-            <w:pPr>
-              <w:pStyle w:val="Compact"/>
-              <w:keepNext/>
-            </w:pPr>
-          </w:p>
-        </w:tc>
-      </w:tr>
-      <w:tr>
-        <w:trPr>
-          <w:cantSplit/>
-        </w:trPr>
-        <w:tc>
-          <w:tcPr/>
-          <w:p>
-            <w:pPr>
-              <w:pStyle w:val="Compact"/>
-              <w:keepNext/>
-            </w:pPr>
-          </w:p>
-        </w:tc>
-        <w:tc>
-          <w:tcPr/>
-          <w:p>
-            <w:pPr>
-              <w:pStyle w:val="Compact"/>
-              <w:keepNext/>
-            </w:pPr>
-          </w:p>
-        </w:tc>
-        <w:tc>
-          <w:tcPr/>
-          <w:p>
-            <w:pPr>
-              <w:pStyle w:val="Compact"/>
-              <w:keepNext/>
-            </w:pPr>
-          </w:p>
-        </w:tc>
-        <w:tc>
-          <w:tcPr/>
-          <w:p>
-            <w:pPr>
-              <w:pStyle w:val="Compact"/>
-              <w:keepNext/>
-            </w:pPr>
-          </w:p>
-        </w:tc>
-        <w:tc>
-          <w:tcPr/>
-          <w:p>
-            <w:pPr>
-              <w:pStyle w:val="Compact"/>
-              <w:keepNext/>
-            </w:pPr>
-          </w:p>
-        </w:tc>
-        <w:tc>
-          <w:tcPr/>
-          <w:p>
-            <w:pPr>
-              <w:pStyle w:val="Compact"/>
-              <w:keepNext/>
-            </w:pPr>
-          </w:p>
-        </w:tc>
-        <w:tc>
-          <w:tcPr/>
-          <w:p>
-            <w:pPr>
-              <w:pStyle w:val="Compact"/>
-              <w:keepNext/>
-            </w:pPr>
-          </w:p>
-        </w:tc>
-        <w:tc>
-          <w:tcPr/>
-          <w:p>
-            <w:pPr>
-              <w:pStyle w:val="Compact"/>
-              <w:keepNext/>
-            </w:pPr>
-          </w:p>
-        </w:tc>
-        <w:tc>
-          <w:tcPr/>
-          <w:p>
-            <w:pPr>
-              <w:pStyle w:val="Compact"/>
-              <w:keepNext/>
-            </w:pPr>
-          </w:p>
-        </w:tc>
-        <w:tc>
-          <w:tcPr/>
-          <w:p>
-            <w:pPr>
-              <w:pStyle w:val="Compact"/>
-              <w:keepNext/>
-            </w:pPr>
-          </w:p>
-        </w:tc>
-        <w:tc>
-          <w:tcPr/>
-          <w:p>
-            <w:pPr>
-              <w:pStyle w:val="Compact"/>
-              <w:keepNext/>
-            </w:pPr>
-          </w:p>
-        </w:tc>
-      </w:tr>
-      <w:tr>
-        <w:trPr>
-          <w:cantSplit/>
-        </w:trPr>
-        <w:tc>
-          <w:tcPr/>
-          <w:p>
-            <w:pPr>
-              <w:pStyle w:val="Compact"/>
-              <w:jc w:val="left"/>
-            </w:pPr>
-            <w:r>
-              <w:rPr>
-                <w:b/>
-                <w:bCs/>
-              </w:rPr>
-              <w:t xml:space="preserve">Antal arter pr. cirkel</w:t>
-            </w:r>
-          </w:p>
-        </w:tc>
-        <w:tc>
-          <w:tcPr/>
-          <w:p>
-            <w:pPr>
-              <w:pStyle w:val="Compact"/>
-            </w:pPr>
-          </w:p>
-        </w:tc>
-        <w:tc>
-          <w:tcPr/>
-          <w:p>
-            <w:pPr>
-              <w:pStyle w:val="Compact"/>
-            </w:pPr>
-          </w:p>
-        </w:tc>
-        <w:tc>
-          <w:tcPr/>
-          <w:p>
-            <w:pPr>
-              <w:pStyle w:val="Compact"/>
-            </w:pPr>
-          </w:p>
-        </w:tc>
-        <w:tc>
-          <w:tcPr/>
-          <w:p>
-            <w:pPr>
-              <w:pStyle w:val="Compact"/>
-            </w:pPr>
-          </w:p>
-        </w:tc>
-        <w:tc>
-          <w:tcPr/>
-          <w:p>
-            <w:pPr>
-              <w:pStyle w:val="Compact"/>
-            </w:pPr>
-          </w:p>
-        </w:tc>
-        <w:tc>
-          <w:tcPr/>
-          <w:p>
-            <w:pPr>
-              <w:pStyle w:val="Compact"/>
-            </w:pPr>
-          </w:p>
-        </w:tc>
-        <w:tc>
-          <w:tcPr/>
-          <w:p>
-            <w:pPr>
-              <w:pStyle w:val="Compact"/>
-            </w:pPr>
-          </w:p>
-        </w:tc>
-        <w:tc>
-          <w:tcPr/>
-          <w:p>
-            <w:pPr>
-              <w:pStyle w:val="Compact"/>
-            </w:pPr>
-          </w:p>
-        </w:tc>
-        <w:tc>
-          <w:tcPr/>
-          <w:p>
-            <w:pPr>
-              <w:pStyle w:val="Compact"/>
-            </w:pPr>
-          </w:p>
-        </w:tc>
-        <w:tc>
-          <w:tcPr/>
-          <w:p>
-            <w:pPr>
-              <w:pStyle w:val="Compact"/>
-            </w:pPr>
-          </w:p>
+          <w:tbl>
+            <w:tblPr>
+              <w:tblStyle w:val="Table"/>
+              <w:tblW w:type="pct" w:w="5000"/>
+              <w:tblLayout w:type="fixed"/>
+              <w:tblLook w:firstRow="1" w:lastRow="0" w:firstColumn="0" w:lastColumn="0" w:noHBand="0" w:noVBand="0" w:val="0020"/>
+            </w:tblPr>
+            <w:tblGrid>
+              <w:gridCol w:w="3167"/>
+              <w:gridCol w:w="475"/>
+              <w:gridCol w:w="475"/>
+              <w:gridCol w:w="475"/>
+              <w:gridCol w:w="475"/>
+              <w:gridCol w:w="475"/>
+              <w:gridCol w:w="475"/>
+              <w:gridCol w:w="475"/>
+              <w:gridCol w:w="475"/>
+              <w:gridCol w:w="475"/>
+              <w:gridCol w:w="475"/>
+            </w:tblGrid>
+            <w:tr>
+              <w:trPr>
+                <w:cantSplit/>
+                <w:tblHeader w:val="on"/>
+              </w:trPr>
+              <w:tc>
+                <w:tcPr/>
+                <w:p>
+                  <w:pPr>
+                    <w:pStyle w:val="Compact"/>
+                    <w:keepNext/>
+                    <w:jc w:val="left"/>
+                    <w:jc w:val="center"/>
+                  </w:pPr>
+                  <w:r>
+                    <w:t xml:space="preserve">Art (dansk og evt. latinsk navn)</w:t>
+                  </w:r>
+                </w:p>
+              </w:tc>
+              <w:tc>
+                <w:tcPr/>
+                <w:p>
+                  <w:pPr>
+                    <w:pStyle w:val="Compact"/>
+                    <w:keepNext/>
+                    <w:jc w:val="center"/>
+                    <w:jc w:val="center"/>
+                  </w:pPr>
+                  <w:r>
+                    <w:t xml:space="preserve">1</w:t>
+                  </w:r>
+                </w:p>
+              </w:tc>
+              <w:tc>
+                <w:tcPr/>
+                <w:p>
+                  <w:pPr>
+                    <w:pStyle w:val="Compact"/>
+                    <w:keepNext/>
+                    <w:jc w:val="center"/>
+                    <w:jc w:val="center"/>
+                  </w:pPr>
+                  <w:r>
+                    <w:t xml:space="preserve">2</w:t>
+                  </w:r>
+                </w:p>
+              </w:tc>
+              <w:tc>
+                <w:tcPr/>
+                <w:p>
+                  <w:pPr>
+                    <w:pStyle w:val="Compact"/>
+                    <w:keepNext/>
+                    <w:jc w:val="center"/>
+                    <w:jc w:val="center"/>
+                  </w:pPr>
+                  <w:r>
+                    <w:t xml:space="preserve">3</w:t>
+                  </w:r>
+                </w:p>
+              </w:tc>
+              <w:tc>
+                <w:tcPr/>
+                <w:p>
+                  <w:pPr>
+                    <w:pStyle w:val="Compact"/>
+                    <w:keepNext/>
+                    <w:jc w:val="center"/>
+                    <w:jc w:val="center"/>
+                  </w:pPr>
+                  <w:r>
+                    <w:t xml:space="preserve">4</w:t>
+                  </w:r>
+                </w:p>
+              </w:tc>
+              <w:tc>
+                <w:tcPr/>
+                <w:p>
+                  <w:pPr>
+                    <w:pStyle w:val="Compact"/>
+                    <w:keepNext/>
+                    <w:jc w:val="center"/>
+                    <w:jc w:val="center"/>
+                  </w:pPr>
+                  <w:r>
+                    <w:t xml:space="preserve">5</w:t>
+                  </w:r>
+                </w:p>
+              </w:tc>
+              <w:tc>
+                <w:tcPr/>
+                <w:p>
+                  <w:pPr>
+                    <w:pStyle w:val="Compact"/>
+                    <w:keepNext/>
+                    <w:jc w:val="center"/>
+                    <w:jc w:val="center"/>
+                  </w:pPr>
+                  <w:r>
+                    <w:t xml:space="preserve">6</w:t>
+                  </w:r>
+                </w:p>
+              </w:tc>
+              <w:tc>
+                <w:tcPr/>
+                <w:p>
+                  <w:pPr>
+                    <w:pStyle w:val="Compact"/>
+                    <w:keepNext/>
+                    <w:jc w:val="center"/>
+                    <w:jc w:val="center"/>
+                  </w:pPr>
+                  <w:r>
+                    <w:t xml:space="preserve">7</w:t>
+                  </w:r>
+                </w:p>
+              </w:tc>
+              <w:tc>
+                <w:tcPr/>
+                <w:p>
+                  <w:pPr>
+                    <w:pStyle w:val="Compact"/>
+                    <w:keepNext/>
+                    <w:jc w:val="center"/>
+                    <w:jc w:val="center"/>
+                  </w:pPr>
+                  <w:r>
+                    <w:t xml:space="preserve">8</w:t>
+                  </w:r>
+                </w:p>
+              </w:tc>
+              <w:tc>
+                <w:tcPr/>
+                <w:p>
+                  <w:pPr>
+                    <w:pStyle w:val="Compact"/>
+                    <w:keepNext/>
+                    <w:jc w:val="center"/>
+                    <w:jc w:val="center"/>
+                  </w:pPr>
+                  <w:r>
+                    <w:t xml:space="preserve">9</w:t>
+                  </w:r>
+                </w:p>
+              </w:tc>
+              <w:tc>
+                <w:tcPr/>
+                <w:p>
+                  <w:pPr>
+                    <w:pStyle w:val="Compact"/>
+                    <w:keepNext/>
+                    <w:jc w:val="center"/>
+                    <w:jc w:val="center"/>
+                  </w:pPr>
+                  <w:r>
+                    <w:t xml:space="preserve">10</w:t>
+                  </w:r>
+                </w:p>
+              </w:tc>
+            </w:tr>
+            <w:tr>
+              <w:trPr>
+                <w:cantSplit/>
+              </w:trPr>
+              <w:tc>
+                <w:tcPr/>
+                <w:p>
+                  <w:pPr>
+                    <w:pStyle w:val="Compact"/>
+                    <w:keepNext/>
+                    <w:jc w:val="left"/>
+                    <w:jc w:val="center"/>
+                  </w:pPr>
+                  <w:r>
+                    <w:t xml:space="preserve">Eksempel: Tusindfryd /</w:t>
+                  </w:r>
+                  <w:r>
+                    <w:t xml:space="preserve"> </w:t>
+                  </w:r>
+                  <w:r>
+                    <w:rPr>
+                      <w:i/>
+                      <w:iCs/>
+                    </w:rPr>
+                    <w:t xml:space="preserve">Bellis perennis</w:t>
+                  </w:r>
+                </w:p>
+              </w:tc>
+              <w:tc>
+                <w:tcPr/>
+                <w:p>
+                  <w:pPr>
+                    <w:pStyle w:val="Compact"/>
+                    <w:keepNext/>
+                    <w:jc w:val="center"/>
+                    <w:jc w:val="center"/>
+                  </w:pPr>
+                  <w:r>
+                    <w:t xml:space="preserve">x</w:t>
+                  </w:r>
+                </w:p>
+              </w:tc>
+              <w:tc>
+                <w:tcPr/>
+                <w:p>
+                  <w:pPr>
+                    <w:pStyle w:val="Compact"/>
+                    <w:keepNext/>
+                  </w:pPr>
+                </w:p>
+              </w:tc>
+              <w:tc>
+                <w:tcPr/>
+                <w:p>
+                  <w:pPr>
+                    <w:pStyle w:val="Compact"/>
+                    <w:keepNext/>
+                    <w:jc w:val="center"/>
+                    <w:jc w:val="center"/>
+                  </w:pPr>
+                  <w:r>
+                    <w:t xml:space="preserve">x</w:t>
+                  </w:r>
+                </w:p>
+              </w:tc>
+              <w:tc>
+                <w:tcPr/>
+                <w:p>
+                  <w:pPr>
+                    <w:pStyle w:val="Compact"/>
+                    <w:keepNext/>
+                    <w:jc w:val="center"/>
+                    <w:jc w:val="center"/>
+                  </w:pPr>
+                  <w:r>
+                    <w:t xml:space="preserve">x</w:t>
+                  </w:r>
+                </w:p>
+              </w:tc>
+              <w:tc>
+                <w:tcPr/>
+                <w:p>
+                  <w:pPr>
+                    <w:pStyle w:val="Compact"/>
+                    <w:keepNext/>
+                  </w:pPr>
+                </w:p>
+              </w:tc>
+              <w:tc>
+                <w:tcPr/>
+                <w:p>
+                  <w:pPr>
+                    <w:pStyle w:val="Compact"/>
+                    <w:keepNext/>
+                  </w:pPr>
+                </w:p>
+              </w:tc>
+              <w:tc>
+                <w:tcPr/>
+                <w:p>
+                  <w:pPr>
+                    <w:pStyle w:val="Compact"/>
+                    <w:keepNext/>
+                    <w:jc w:val="center"/>
+                    <w:jc w:val="center"/>
+                  </w:pPr>
+                  <w:r>
+                    <w:t xml:space="preserve">x</w:t>
+                  </w:r>
+                </w:p>
+              </w:tc>
+              <w:tc>
+                <w:tcPr/>
+                <w:p>
+                  <w:pPr>
+                    <w:pStyle w:val="Compact"/>
+                    <w:keepNext/>
+                    <w:jc w:val="center"/>
+                    <w:jc w:val="center"/>
+                  </w:pPr>
+                  <w:r>
+                    <w:t xml:space="preserve">x</w:t>
+                  </w:r>
+                </w:p>
+              </w:tc>
+              <w:tc>
+                <w:tcPr/>
+                <w:p>
+                  <w:pPr>
+                    <w:pStyle w:val="Compact"/>
+                    <w:keepNext/>
+                    <w:jc w:val="center"/>
+                    <w:jc w:val="center"/>
+                  </w:pPr>
+                  <w:r>
+                    <w:t xml:space="preserve">x</w:t>
+                  </w:r>
+                </w:p>
+              </w:tc>
+              <w:tc>
+                <w:tcPr/>
+                <w:p>
+                  <w:pPr>
+                    <w:pStyle w:val="Compact"/>
+                    <w:keepNext/>
+                  </w:pPr>
+                </w:p>
+              </w:tc>
+            </w:tr>
+            <w:tr>
+              <w:trPr>
+                <w:cantSplit/>
+              </w:trPr>
+              <w:tc>
+                <w:tcPr/>
+                <w:p>
+                  <w:pPr>
+                    <w:pStyle w:val="Compact"/>
+                    <w:keepNext/>
+                  </w:pPr>
+                </w:p>
+              </w:tc>
+              <w:tc>
+                <w:tcPr/>
+                <w:p>
+                  <w:pPr>
+                    <w:pStyle w:val="Compact"/>
+                    <w:keepNext/>
+                  </w:pPr>
+                </w:p>
+              </w:tc>
+              <w:tc>
+                <w:tcPr/>
+                <w:p>
+                  <w:pPr>
+                    <w:pStyle w:val="Compact"/>
+                    <w:keepNext/>
+                  </w:pPr>
+                </w:p>
+              </w:tc>
+              <w:tc>
+                <w:tcPr/>
+                <w:p>
+                  <w:pPr>
+                    <w:pStyle w:val="Compact"/>
+                    <w:keepNext/>
+                  </w:pPr>
+                </w:p>
+              </w:tc>
+              <w:tc>
+                <w:tcPr/>
+                <w:p>
+                  <w:pPr>
+                    <w:pStyle w:val="Compact"/>
+                    <w:keepNext/>
+                  </w:pPr>
+                </w:p>
+              </w:tc>
+              <w:tc>
+                <w:tcPr/>
+                <w:p>
+                  <w:pPr>
+                    <w:pStyle w:val="Compact"/>
+                    <w:keepNext/>
+                  </w:pPr>
+                </w:p>
+              </w:tc>
+              <w:tc>
+                <w:tcPr/>
+                <w:p>
+                  <w:pPr>
+                    <w:pStyle w:val="Compact"/>
+                    <w:keepNext/>
+                  </w:pPr>
+                </w:p>
+              </w:tc>
+              <w:tc>
+                <w:tcPr/>
+                <w:p>
+                  <w:pPr>
+                    <w:pStyle w:val="Compact"/>
+                    <w:keepNext/>
+                  </w:pPr>
+                </w:p>
+              </w:tc>
+              <w:tc>
+                <w:tcPr/>
+                <w:p>
+                  <w:pPr>
+                    <w:pStyle w:val="Compact"/>
+                    <w:keepNext/>
+                  </w:pPr>
+                </w:p>
+              </w:tc>
+              <w:tc>
+                <w:tcPr/>
+                <w:p>
+                  <w:pPr>
+                    <w:pStyle w:val="Compact"/>
+                    <w:keepNext/>
+                  </w:pPr>
+                </w:p>
+              </w:tc>
+              <w:tc>
+                <w:tcPr/>
+                <w:p>
+                  <w:pPr>
+                    <w:pStyle w:val="Compact"/>
+                    <w:keepNext/>
+                  </w:pPr>
+                </w:p>
+              </w:tc>
+            </w:tr>
+            <w:tr>
+              <w:trPr>
+                <w:cantSplit/>
+              </w:trPr>
+              <w:tc>
+                <w:tcPr/>
+                <w:p>
+                  <w:pPr>
+                    <w:pStyle w:val="Compact"/>
+                    <w:keepNext/>
+                  </w:pPr>
+                </w:p>
+              </w:tc>
+              <w:tc>
+                <w:tcPr/>
+                <w:p>
+                  <w:pPr>
+                    <w:pStyle w:val="Compact"/>
+                    <w:keepNext/>
+                  </w:pPr>
+                </w:p>
+              </w:tc>
+              <w:tc>
+                <w:tcPr/>
+                <w:p>
+                  <w:pPr>
+                    <w:pStyle w:val="Compact"/>
+                    <w:keepNext/>
+                  </w:pPr>
+                </w:p>
+              </w:tc>
+              <w:tc>
+                <w:tcPr/>
+                <w:p>
+                  <w:pPr>
+                    <w:pStyle w:val="Compact"/>
+                    <w:keepNext/>
+                  </w:pPr>
+                </w:p>
+              </w:tc>
+              <w:tc>
+                <w:tcPr/>
+                <w:p>
+                  <w:pPr>
+                    <w:pStyle w:val="Compact"/>
+                    <w:keepNext/>
+                  </w:pPr>
+                </w:p>
+              </w:tc>
+              <w:tc>
+                <w:tcPr/>
+                <w:p>
+                  <w:pPr>
+                    <w:pStyle w:val="Compact"/>
+                    <w:keepNext/>
+                  </w:pPr>
+                </w:p>
+              </w:tc>
+              <w:tc>
+                <w:tcPr/>
+                <w:p>
+                  <w:pPr>
+                    <w:pStyle w:val="Compact"/>
+                    <w:keepNext/>
+                  </w:pPr>
+                </w:p>
+              </w:tc>
+              <w:tc>
+                <w:tcPr/>
+                <w:p>
+                  <w:pPr>
+                    <w:pStyle w:val="Compact"/>
+                    <w:keepNext/>
+                  </w:pPr>
+                </w:p>
+              </w:tc>
+              <w:tc>
+                <w:tcPr/>
+                <w:p>
+                  <w:pPr>
+                    <w:pStyle w:val="Compact"/>
+                    <w:keepNext/>
+                  </w:pPr>
+                </w:p>
+              </w:tc>
+              <w:tc>
+                <w:tcPr/>
+                <w:p>
+                  <w:pPr>
+                    <w:pStyle w:val="Compact"/>
+                    <w:keepNext/>
+                  </w:pPr>
+                </w:p>
+              </w:tc>
+              <w:tc>
+                <w:tcPr/>
+                <w:p>
+                  <w:pPr>
+                    <w:pStyle w:val="Compact"/>
+                    <w:keepNext/>
+                  </w:pPr>
+                </w:p>
+              </w:tc>
+            </w:tr>
+            <w:tr>
+              <w:trPr>
+                <w:cantSplit/>
+              </w:trPr>
+              <w:tc>
+                <w:tcPr/>
+                <w:p>
+                  <w:pPr>
+                    <w:pStyle w:val="Compact"/>
+                    <w:keepNext/>
+                  </w:pPr>
+                </w:p>
+              </w:tc>
+              <w:tc>
+                <w:tcPr/>
+                <w:p>
+                  <w:pPr>
+                    <w:pStyle w:val="Compact"/>
+                    <w:keepNext/>
+                  </w:pPr>
+                </w:p>
+              </w:tc>
+              <w:tc>
+                <w:tcPr/>
+                <w:p>
+                  <w:pPr>
+                    <w:pStyle w:val="Compact"/>
+                    <w:keepNext/>
+                  </w:pPr>
+                </w:p>
+              </w:tc>
+              <w:tc>
+                <w:tcPr/>
+                <w:p>
+                  <w:pPr>
+                    <w:pStyle w:val="Compact"/>
+                    <w:keepNext/>
+                  </w:pPr>
+                </w:p>
+              </w:tc>
+              <w:tc>
+                <w:tcPr/>
+                <w:p>
+                  <w:pPr>
+                    <w:pStyle w:val="Compact"/>
+                    <w:keepNext/>
+                  </w:pPr>
+                </w:p>
+              </w:tc>
+              <w:tc>
+                <w:tcPr/>
+                <w:p>
+                  <w:pPr>
+                    <w:pStyle w:val="Compact"/>
+                    <w:keepNext/>
+                  </w:pPr>
+                </w:p>
+              </w:tc>
+              <w:tc>
+                <w:tcPr/>
+                <w:p>
+                  <w:pPr>
+                    <w:pStyle w:val="Compact"/>
+                    <w:keepNext/>
+                  </w:pPr>
+                </w:p>
+              </w:tc>
+              <w:tc>
+                <w:tcPr/>
+                <w:p>
+                  <w:pPr>
+                    <w:pStyle w:val="Compact"/>
+                    <w:keepNext/>
+                  </w:pPr>
+                </w:p>
+              </w:tc>
+              <w:tc>
+                <w:tcPr/>
+                <w:p>
+                  <w:pPr>
+                    <w:pStyle w:val="Compact"/>
+                    <w:keepNext/>
+                  </w:pPr>
+                </w:p>
+              </w:tc>
+              <w:tc>
+                <w:tcPr/>
+                <w:p>
+                  <w:pPr>
+                    <w:pStyle w:val="Compact"/>
+                    <w:keepNext/>
+                  </w:pPr>
+                </w:p>
+              </w:tc>
+              <w:tc>
+                <w:tcPr/>
+                <w:p>
+                  <w:pPr>
+                    <w:pStyle w:val="Compact"/>
+                    <w:keepNext/>
+                  </w:pPr>
+                </w:p>
+              </w:tc>
+            </w:tr>
+            <w:tr>
+              <w:trPr>
+                <w:cantSplit/>
+              </w:trPr>
+              <w:tc>
+                <w:tcPr/>
+                <w:p>
+                  <w:pPr>
+                    <w:pStyle w:val="Compact"/>
+                    <w:keepNext/>
+                  </w:pPr>
+                </w:p>
+              </w:tc>
+              <w:tc>
+                <w:tcPr/>
+                <w:p>
+                  <w:pPr>
+                    <w:pStyle w:val="Compact"/>
+                    <w:keepNext/>
+                  </w:pPr>
+                </w:p>
+              </w:tc>
+              <w:tc>
+                <w:tcPr/>
+                <w:p>
+                  <w:pPr>
+                    <w:pStyle w:val="Compact"/>
+                    <w:keepNext/>
+                  </w:pPr>
+                </w:p>
+              </w:tc>
+              <w:tc>
+                <w:tcPr/>
+                <w:p>
+                  <w:pPr>
+                    <w:pStyle w:val="Compact"/>
+                    <w:keepNext/>
+                  </w:pPr>
+                </w:p>
+              </w:tc>
+              <w:tc>
+                <w:tcPr/>
+                <w:p>
+                  <w:pPr>
+                    <w:pStyle w:val="Compact"/>
+                    <w:keepNext/>
+                  </w:pPr>
+                </w:p>
+              </w:tc>
+              <w:tc>
+                <w:tcPr/>
+                <w:p>
+                  <w:pPr>
+                    <w:pStyle w:val="Compact"/>
+                    <w:keepNext/>
+                  </w:pPr>
+                </w:p>
+              </w:tc>
+              <w:tc>
+                <w:tcPr/>
+                <w:p>
+                  <w:pPr>
+                    <w:pStyle w:val="Compact"/>
+                    <w:keepNext/>
+                  </w:pPr>
+                </w:p>
+              </w:tc>
+              <w:tc>
+                <w:tcPr/>
+                <w:p>
+                  <w:pPr>
+                    <w:pStyle w:val="Compact"/>
+                    <w:keepNext/>
+                  </w:pPr>
+                </w:p>
+              </w:tc>
+              <w:tc>
+                <w:tcPr/>
+                <w:p>
+                  <w:pPr>
+                    <w:pStyle w:val="Compact"/>
+                    <w:keepNext/>
+                  </w:pPr>
+                </w:p>
+              </w:tc>
+              <w:tc>
+                <w:tcPr/>
+                <w:p>
+                  <w:pPr>
+                    <w:pStyle w:val="Compact"/>
+                    <w:keepNext/>
+                  </w:pPr>
+                </w:p>
+              </w:tc>
+              <w:tc>
+                <w:tcPr/>
+                <w:p>
+                  <w:pPr>
+                    <w:pStyle w:val="Compact"/>
+                    <w:keepNext/>
+                  </w:pPr>
+                </w:p>
+              </w:tc>
+            </w:tr>
+            <w:tr>
+              <w:trPr>
+                <w:cantSplit/>
+              </w:trPr>
+              <w:tc>
+                <w:tcPr/>
+                <w:p>
+                  <w:pPr>
+                    <w:pStyle w:val="Compact"/>
+                    <w:keepNext/>
+                  </w:pPr>
+                </w:p>
+              </w:tc>
+              <w:tc>
+                <w:tcPr/>
+                <w:p>
+                  <w:pPr>
+                    <w:pStyle w:val="Compact"/>
+                    <w:keepNext/>
+                  </w:pPr>
+                </w:p>
+              </w:tc>
+              <w:tc>
+                <w:tcPr/>
+                <w:p>
+                  <w:pPr>
+                    <w:pStyle w:val="Compact"/>
+                    <w:keepNext/>
+                  </w:pPr>
+                </w:p>
+              </w:tc>
+              <w:tc>
+                <w:tcPr/>
+                <w:p>
+                  <w:pPr>
+                    <w:pStyle w:val="Compact"/>
+                    <w:keepNext/>
+                  </w:pPr>
+                </w:p>
+              </w:tc>
+              <w:tc>
+                <w:tcPr/>
+                <w:p>
+                  <w:pPr>
+                    <w:pStyle w:val="Compact"/>
+                    <w:keepNext/>
+                  </w:pPr>
+                </w:p>
+              </w:tc>
+              <w:tc>
+                <w:tcPr/>
+                <w:p>
+                  <w:pPr>
+                    <w:pStyle w:val="Compact"/>
+                    <w:keepNext/>
+                  </w:pPr>
+                </w:p>
+              </w:tc>
+              <w:tc>
+                <w:tcPr/>
+                <w:p>
+                  <w:pPr>
+                    <w:pStyle w:val="Compact"/>
+                    <w:keepNext/>
+                  </w:pPr>
+                </w:p>
+              </w:tc>
+              <w:tc>
+                <w:tcPr/>
+                <w:p>
+                  <w:pPr>
+                    <w:pStyle w:val="Compact"/>
+                    <w:keepNext/>
+                  </w:pPr>
+                </w:p>
+              </w:tc>
+              <w:tc>
+                <w:tcPr/>
+                <w:p>
+                  <w:pPr>
+                    <w:pStyle w:val="Compact"/>
+                    <w:keepNext/>
+                  </w:pPr>
+                </w:p>
+              </w:tc>
+              <w:tc>
+                <w:tcPr/>
+                <w:p>
+                  <w:pPr>
+                    <w:pStyle w:val="Compact"/>
+                    <w:keepNext/>
+                  </w:pPr>
+                </w:p>
+              </w:tc>
+              <w:tc>
+                <w:tcPr/>
+                <w:p>
+                  <w:pPr>
+                    <w:pStyle w:val="Compact"/>
+                    <w:keepNext/>
+                  </w:pPr>
+                </w:p>
+              </w:tc>
+            </w:tr>
+            <w:tr>
+              <w:trPr>
+                <w:cantSplit/>
+              </w:trPr>
+              <w:tc>
+                <w:tcPr/>
+                <w:p>
+                  <w:pPr>
+                    <w:pStyle w:val="Compact"/>
+                    <w:keepNext/>
+                  </w:pPr>
+                </w:p>
+              </w:tc>
+              <w:tc>
+                <w:tcPr/>
+                <w:p>
+                  <w:pPr>
+                    <w:pStyle w:val="Compact"/>
+                    <w:keepNext/>
+                  </w:pPr>
+                </w:p>
+              </w:tc>
+              <w:tc>
+                <w:tcPr/>
+                <w:p>
+                  <w:pPr>
+                    <w:pStyle w:val="Compact"/>
+                    <w:keepNext/>
+                  </w:pPr>
+                </w:p>
+              </w:tc>
+              <w:tc>
+                <w:tcPr/>
+                <w:p>
+                  <w:pPr>
+                    <w:pStyle w:val="Compact"/>
+                    <w:keepNext/>
+                  </w:pPr>
+                </w:p>
+              </w:tc>
+              <w:tc>
+                <w:tcPr/>
+                <w:p>
+                  <w:pPr>
+                    <w:pStyle w:val="Compact"/>
+                    <w:keepNext/>
+                  </w:pPr>
+                </w:p>
+              </w:tc>
+              <w:tc>
+                <w:tcPr/>
+                <w:p>
+                  <w:pPr>
+                    <w:pStyle w:val="Compact"/>
+                    <w:keepNext/>
+                  </w:pPr>
+                </w:p>
+              </w:tc>
+              <w:tc>
+                <w:tcPr/>
+                <w:p>
+                  <w:pPr>
+                    <w:pStyle w:val="Compact"/>
+                    <w:keepNext/>
+                  </w:pPr>
+                </w:p>
+              </w:tc>
+              <w:tc>
+                <w:tcPr/>
+                <w:p>
+                  <w:pPr>
+                    <w:pStyle w:val="Compact"/>
+                    <w:keepNext/>
+                  </w:pPr>
+                </w:p>
+              </w:tc>
+              <w:tc>
+                <w:tcPr/>
+                <w:p>
+                  <w:pPr>
+                    <w:pStyle w:val="Compact"/>
+                    <w:keepNext/>
+                  </w:pPr>
+                </w:p>
+              </w:tc>
+              <w:tc>
+                <w:tcPr/>
+                <w:p>
+                  <w:pPr>
+                    <w:pStyle w:val="Compact"/>
+                    <w:keepNext/>
+                  </w:pPr>
+                </w:p>
+              </w:tc>
+              <w:tc>
+                <w:tcPr/>
+                <w:p>
+                  <w:pPr>
+                    <w:pStyle w:val="Compact"/>
+                    <w:keepNext/>
+                  </w:pPr>
+                </w:p>
+              </w:tc>
+            </w:tr>
+            <w:tr>
+              <w:trPr>
+                <w:cantSplit/>
+              </w:trPr>
+              <w:tc>
+                <w:tcPr/>
+                <w:p>
+                  <w:pPr>
+                    <w:pStyle w:val="Compact"/>
+                    <w:keepNext/>
+                  </w:pPr>
+                </w:p>
+              </w:tc>
+              <w:tc>
+                <w:tcPr/>
+                <w:p>
+                  <w:pPr>
+                    <w:pStyle w:val="Compact"/>
+                    <w:keepNext/>
+                  </w:pPr>
+                </w:p>
+              </w:tc>
+              <w:tc>
+                <w:tcPr/>
+                <w:p>
+                  <w:pPr>
+                    <w:pStyle w:val="Compact"/>
+                    <w:keepNext/>
+                  </w:pPr>
+                </w:p>
+              </w:tc>
+              <w:tc>
+                <w:tcPr/>
+                <w:p>
+                  <w:pPr>
+                    <w:pStyle w:val="Compact"/>
+                    <w:keepNext/>
+                  </w:pPr>
+                </w:p>
+              </w:tc>
+              <w:tc>
+                <w:tcPr/>
+                <w:p>
+                  <w:pPr>
+                    <w:pStyle w:val="Compact"/>
+                    <w:keepNext/>
+                  </w:pPr>
+                </w:p>
+              </w:tc>
+              <w:tc>
+                <w:tcPr/>
+                <w:p>
+                  <w:pPr>
+                    <w:pStyle w:val="Compact"/>
+                    <w:keepNext/>
+                  </w:pPr>
+                </w:p>
+              </w:tc>
+              <w:tc>
+                <w:tcPr/>
+                <w:p>
+                  <w:pPr>
+                    <w:pStyle w:val="Compact"/>
+                    <w:keepNext/>
+                  </w:pPr>
+                </w:p>
+              </w:tc>
+              <w:tc>
+                <w:tcPr/>
+                <w:p>
+                  <w:pPr>
+                    <w:pStyle w:val="Compact"/>
+                    <w:keepNext/>
+                  </w:pPr>
+                </w:p>
+              </w:tc>
+              <w:tc>
+                <w:tcPr/>
+                <w:p>
+                  <w:pPr>
+                    <w:pStyle w:val="Compact"/>
+                    <w:keepNext/>
+                  </w:pPr>
+                </w:p>
+              </w:tc>
+              <w:tc>
+                <w:tcPr/>
+                <w:p>
+                  <w:pPr>
+                    <w:pStyle w:val="Compact"/>
+                    <w:keepNext/>
+                  </w:pPr>
+                </w:p>
+              </w:tc>
+              <w:tc>
+                <w:tcPr/>
+                <w:p>
+                  <w:pPr>
+                    <w:pStyle w:val="Compact"/>
+                    <w:keepNext/>
+                  </w:pPr>
+                </w:p>
+              </w:tc>
+            </w:tr>
+            <w:tr>
+              <w:trPr>
+                <w:cantSplit/>
+              </w:trPr>
+              <w:tc>
+                <w:tcPr/>
+                <w:p>
+                  <w:pPr>
+                    <w:pStyle w:val="Compact"/>
+                    <w:keepNext/>
+                  </w:pPr>
+                </w:p>
+              </w:tc>
+              <w:tc>
+                <w:tcPr/>
+                <w:p>
+                  <w:pPr>
+                    <w:pStyle w:val="Compact"/>
+                    <w:keepNext/>
+                  </w:pPr>
+                </w:p>
+              </w:tc>
+              <w:tc>
+                <w:tcPr/>
+                <w:p>
+                  <w:pPr>
+                    <w:pStyle w:val="Compact"/>
+                    <w:keepNext/>
+                  </w:pPr>
+                </w:p>
+              </w:tc>
+              <w:tc>
+                <w:tcPr/>
+                <w:p>
+                  <w:pPr>
+                    <w:pStyle w:val="Compact"/>
+                    <w:keepNext/>
+                  </w:pPr>
+                </w:p>
+              </w:tc>
+              <w:tc>
+                <w:tcPr/>
+                <w:p>
+                  <w:pPr>
+                    <w:pStyle w:val="Compact"/>
+                    <w:keepNext/>
+                  </w:pPr>
+                </w:p>
+              </w:tc>
+              <w:tc>
+                <w:tcPr/>
+                <w:p>
+                  <w:pPr>
+                    <w:pStyle w:val="Compact"/>
+                    <w:keepNext/>
+                  </w:pPr>
+                </w:p>
+              </w:tc>
+              <w:tc>
+                <w:tcPr/>
+                <w:p>
+                  <w:pPr>
+                    <w:pStyle w:val="Compact"/>
+                    <w:keepNext/>
+                  </w:pPr>
+                </w:p>
+              </w:tc>
+              <w:tc>
+                <w:tcPr/>
+                <w:p>
+                  <w:pPr>
+                    <w:pStyle w:val="Compact"/>
+                    <w:keepNext/>
+                  </w:pPr>
+                </w:p>
+              </w:tc>
+              <w:tc>
+                <w:tcPr/>
+                <w:p>
+                  <w:pPr>
+                    <w:pStyle w:val="Compact"/>
+                    <w:keepNext/>
+                  </w:pPr>
+                </w:p>
+              </w:tc>
+              <w:tc>
+                <w:tcPr/>
+                <w:p>
+                  <w:pPr>
+                    <w:pStyle w:val="Compact"/>
+                    <w:keepNext/>
+                  </w:pPr>
+                </w:p>
+              </w:tc>
+              <w:tc>
+                <w:tcPr/>
+                <w:p>
+                  <w:pPr>
+                    <w:pStyle w:val="Compact"/>
+                    <w:keepNext/>
+                  </w:pPr>
+                </w:p>
+              </w:tc>
+            </w:tr>
+            <w:tr>
+              <w:trPr>
+                <w:cantSplit/>
+              </w:trPr>
+              <w:tc>
+                <w:tcPr/>
+                <w:p>
+                  <w:pPr>
+                    <w:pStyle w:val="Compact"/>
+                    <w:keepNext/>
+                  </w:pPr>
+                </w:p>
+              </w:tc>
+              <w:tc>
+                <w:tcPr/>
+                <w:p>
+                  <w:pPr>
+                    <w:pStyle w:val="Compact"/>
+                    <w:keepNext/>
+                  </w:pPr>
+                </w:p>
+              </w:tc>
+              <w:tc>
+                <w:tcPr/>
+                <w:p>
+                  <w:pPr>
+                    <w:pStyle w:val="Compact"/>
+                    <w:keepNext/>
+                  </w:pPr>
+                </w:p>
+              </w:tc>
+              <w:tc>
+                <w:tcPr/>
+                <w:p>
+                  <w:pPr>
+                    <w:pStyle w:val="Compact"/>
+                    <w:keepNext/>
+                  </w:pPr>
+                </w:p>
+              </w:tc>
+              <w:tc>
+                <w:tcPr/>
+                <w:p>
+                  <w:pPr>
+                    <w:pStyle w:val="Compact"/>
+                    <w:keepNext/>
+                  </w:pPr>
+                </w:p>
+              </w:tc>
+              <w:tc>
+                <w:tcPr/>
+                <w:p>
+                  <w:pPr>
+                    <w:pStyle w:val="Compact"/>
+                    <w:keepNext/>
+                  </w:pPr>
+                </w:p>
+              </w:tc>
+              <w:tc>
+                <w:tcPr/>
+                <w:p>
+                  <w:pPr>
+                    <w:pStyle w:val="Compact"/>
+                    <w:keepNext/>
+                  </w:pPr>
+                </w:p>
+              </w:tc>
+              <w:tc>
+                <w:tcPr/>
+                <w:p>
+                  <w:pPr>
+                    <w:pStyle w:val="Compact"/>
+                    <w:keepNext/>
+                  </w:pPr>
+                </w:p>
+              </w:tc>
+              <w:tc>
+                <w:tcPr/>
+                <w:p>
+                  <w:pPr>
+                    <w:pStyle w:val="Compact"/>
+                    <w:keepNext/>
+                  </w:pPr>
+                </w:p>
+              </w:tc>
+              <w:tc>
+                <w:tcPr/>
+                <w:p>
+                  <w:pPr>
+                    <w:pStyle w:val="Compact"/>
+                    <w:keepNext/>
+                  </w:pPr>
+                </w:p>
+              </w:tc>
+              <w:tc>
+                <w:tcPr/>
+                <w:p>
+                  <w:pPr>
+                    <w:pStyle w:val="Compact"/>
+                    <w:keepNext/>
+                  </w:pPr>
+                </w:p>
+              </w:tc>
+            </w:tr>
+            <w:tr>
+              <w:trPr>
+                <w:cantSplit/>
+              </w:trPr>
+              <w:tc>
+                <w:tcPr/>
+                <w:p>
+                  <w:pPr>
+                    <w:pStyle w:val="Compact"/>
+                    <w:jc w:val="left"/>
+                    <w:jc w:val="center"/>
+                  </w:pPr>
+                  <w:r>
+                    <w:rPr>
+                      <w:b/>
+                      <w:bCs/>
+                    </w:rPr>
+                    <w:t xml:space="preserve">Antal arter pr. cirkel</w:t>
+                  </w:r>
+                </w:p>
+              </w:tc>
+              <w:tc>
+                <w:tcPr/>
+                <w:p>
+                  <w:pPr>
+                    <w:pStyle w:val="Compact"/>
+                  </w:pPr>
+                </w:p>
+              </w:tc>
+              <w:tc>
+                <w:tcPr/>
+                <w:p>
+                  <w:pPr>
+                    <w:pStyle w:val="Compact"/>
+                  </w:pPr>
+                </w:p>
+              </w:tc>
+              <w:tc>
+                <w:tcPr/>
+                <w:p>
+                  <w:pPr>
+                    <w:pStyle w:val="Compact"/>
+                  </w:pPr>
+                </w:p>
+              </w:tc>
+              <w:tc>
+                <w:tcPr/>
+                <w:p>
+                  <w:pPr>
+                    <w:pStyle w:val="Compact"/>
+                  </w:pPr>
+                </w:p>
+              </w:tc>
+              <w:tc>
+                <w:tcPr/>
+                <w:p>
+                  <w:pPr>
+                    <w:pStyle w:val="Compact"/>
+                  </w:pPr>
+                </w:p>
+              </w:tc>
+              <w:tc>
+                <w:tcPr/>
+                <w:p>
+                  <w:pPr>
+                    <w:pStyle w:val="Compact"/>
+                  </w:pPr>
+                </w:p>
+              </w:tc>
+              <w:tc>
+                <w:tcPr/>
+                <w:p>
+                  <w:pPr>
+                    <w:pStyle w:val="Compact"/>
+                  </w:pPr>
+                </w:p>
+              </w:tc>
+              <w:tc>
+                <w:tcPr/>
+                <w:p>
+                  <w:pPr>
+                    <w:pStyle w:val="Compact"/>
+                  </w:pPr>
+                </w:p>
+              </w:tc>
+              <w:tc>
+                <w:tcPr/>
+                <w:p>
+                  <w:pPr>
+                    <w:pStyle w:val="Compact"/>
+                  </w:pPr>
+                </w:p>
+              </w:tc>
+              <w:tc>
+                <w:tcPr/>
+                <w:p>
+                  <w:pPr>
+                    <w:pStyle w:val="Compact"/>
+                  </w:pPr>
+                </w:p>
+              </w:tc>
+            </w:tr>
+          </w:tbl>
+          <w:bookmarkEnd w:id="27"/>
+          <w:p/>
         </w:tc>
       </w:tr>
     </w:tbl>
@@ -1804,7 +1846,7 @@
         <w:t xml:space="preserve">______________</w:t>
       </w:r>
     </w:p>
-    <w:bookmarkEnd w:id="27"/>
+    <w:bookmarkEnd w:id="28"/>
     <w:sectPr>
       <w:headerReference r:id="rId7" w:type="default"/>
       <w:footerReference r:id="rId8" w:type="default"/>

--- a/Øvelser/Biologi/biodiversitet-i-graesplaenen/biodiversitet-i-graesplaenen.docx
+++ b/Øvelser/Biologi/biodiversitet-i-graesplaenen/biodiversitet-i-graesplaenen.docx
@@ -1,6 +1,6 @@
 
 <file path=word/document.xml><?xml version="1.0" encoding="utf-8"?>
-<w:document xmlns:a="http://schemas.openxmlformats.org/drawingml/2006/main" xmlns:pic="http://schemas.openxmlformats.org/drawingml/2006/picture" xmlns:r="http://schemas.openxmlformats.org/officeDocument/2006/relationships" xmlns:w="http://schemas.openxmlformats.org/wordprocessingml/2006/main" xmlns:wp="http://schemas.openxmlformats.org/drawingml/2006/wordprocessingDrawing">
+<w:document xmlns:a="http://schemas.openxmlformats.org/drawingml/2006/main" xmlns:m="http://schemas.openxmlformats.org/officeDocument/2006/math" xmlns:pic="http://schemas.openxmlformats.org/drawingml/2006/picture" xmlns:r="http://schemas.openxmlformats.org/officeDocument/2006/relationships" xmlns:w="http://schemas.openxmlformats.org/wordprocessingml/2006/main" xmlns:wp="http://schemas.openxmlformats.org/drawingml/2006/wordprocessingDrawing">
   <w:body>
     <w:p>
       <w:pPr>
@@ -1828,25 +1828,687 @@
         </w:tc>
       </w:tr>
     </w:tbl>
+    <w:bookmarkEnd w:id="28"/>
+    <w:bookmarkStart w:id="30" w:name="databehandling"/>
     <w:p>
       <w:pPr>
-        <w:pStyle w:val="BodyText"/>
+        <w:pStyle w:val="Heading2"/>
       </w:pPr>
       <w:r>
-        <w:rPr>
-          <w:b/>
-          <w:bCs/>
-        </w:rPr>
-        <w:t xml:space="preserve">Antal arter pr. cirkel i gennemsnit:</w:t>
+        <w:t xml:space="preserve">Databehandling</w:t>
+      </w:r>
+    </w:p>
+    <w:p>
+      <w:pPr>
+        <w:pStyle w:val="Compact"/>
+        <w:numPr>
+          <w:ilvl w:val="0"/>
+          <w:numId w:val="1003"/>
+        </w:numPr>
+      </w:pPr>
+      <w:r>
+        <w:t xml:space="preserve">Tæl for hver cirkel, hvor mange arter der blev fundet, og skriv tallet i bundrækken af</w:t>
+      </w:r>
+      <w:r>
+        <w:t xml:space="preserve"> </w:t>
+      </w:r>
+      <w:hyperlink w:anchor="tbl-1">
+        <w:r>
+          <w:rPr>
+            <w:rStyle w:val="Hyperlink"/>
+          </w:rPr>
+          <w:t xml:space="preserve">Tabel 1</w:t>
+        </w:r>
+      </w:hyperlink>
+      <w:r>
+        <w:t xml:space="preserve">. Beregn derefter gennemsnittet:</w:t>
+      </w:r>
+    </w:p>
+    <w:p>
+      <w:pPr>
+        <w:pStyle w:val="FirstParagraph"/>
+      </w:pPr>
+      <m:oMathPara>
+        <m:oMathParaPr>
+          <m:jc m:val="center"/>
+        </m:oMathParaPr>
+        <m:oMath>
+          <m:r>
+            <m:rPr>
+              <m:nor/>
+              <m:sty m:val="p"/>
+            </m:rPr>
+            <m:t>Gennemsnitligt antal arter pr. cirkel</m:t>
+          </m:r>
+          <m:r>
+            <m:rPr>
+              <m:sty m:val="p"/>
+            </m:rPr>
+            <m:t>=</m:t>
+          </m:r>
+          <m:f>
+            <m:fPr>
+              <m:type m:val="bar"/>
+            </m:fPr>
+            <m:num>
+              <m:r>
+                <m:rPr>
+                  <m:nor/>
+                  <m:sty m:val="p"/>
+                </m:rPr>
+                <m:t>summen af arter i de 10 cirkler</m:t>
+              </m:r>
+            </m:num>
+            <m:den>
+              <m:r>
+                <m:t>10</m:t>
+              </m:r>
+            </m:den>
+          </m:f>
+        </m:oMath>
+      </m:oMathPara>
+    </w:p>
+    <w:p>
+      <w:pPr>
+        <w:pStyle w:val="Compact"/>
+        <w:numPr>
+          <w:ilvl w:val="0"/>
+          <w:numId w:val="1004"/>
+        </w:numPr>
+      </w:pPr>
+      <w:r>
+        <w:t xml:space="preserve">Lav en arts-areal-kurve: gennemgå jeres 10 cirkler i den rækkefølge, I undersøgte dem, og notér for hver cirkel det samlede areal undersøgt indtil da (</w:t>
+      </w:r>
+      <m:oMath>
+        <m:r>
+          <m:t>n</m:t>
+        </m:r>
+        <m:r>
+          <m:rPr>
+            <m:sty m:val="p"/>
+          </m:rPr>
+          <m:t>⋅</m:t>
+        </m:r>
+        <m:r>
+          <m:t>0</m:t>
+        </m:r>
+        <m:r>
+          <m:rPr>
+            <m:sty m:val="p"/>
+          </m:rPr>
+          <m:t>,</m:t>
+        </m:r>
+        <m:r>
+          <m:t>1</m:t>
+        </m:r>
+        <m:r>
+          <m:t> </m:t>
+        </m:r>
+        <m:sSup>
+          <m:e>
+            <m:r>
+              <m:rPr>
+                <m:nor/>
+                <m:sty m:val="p"/>
+              </m:rPr>
+              <m:t>m</m:t>
+            </m:r>
+          </m:e>
+          <m:sup>
+            <m:r>
+              <m:t>2</m:t>
+            </m:r>
+          </m:sup>
+        </m:sSup>
+      </m:oMath>
+      <w:r>
+        <w:t xml:space="preserve">) og det samlede antal</w:t>
       </w:r>
       <w:r>
         <w:t xml:space="preserve"> </w:t>
       </w:r>
       <w:r>
-        <w:t xml:space="preserve">______________</w:t>
+        <w:rPr>
+          <w:i/>
+          <w:iCs/>
+        </w:rPr>
+        <w:t xml:space="preserve">forskellige</w:t>
+      </w:r>
+      <w:r>
+        <w:t xml:space="preserve"> </w:t>
+      </w:r>
+      <w:r>
+        <w:t xml:space="preserve">arter fundet indtil da (en art tælles kun med første gang, den dukker op). Sæt tallene ind i et skema som nedenfor, og afsæt dem i et koordinatsystem med areal på x-aksen og det samlede antal arter på y-aksen.</w:t>
       </w:r>
     </w:p>
-    <w:bookmarkEnd w:id="28"/>
+    <w:tbl>
+      <w:tblPr>
+        <w:tblStyle w:val="Table"/>
+        <w:tblW w:type="pct" w:w="5000"/>
+        <w:tblLayout w:type="fixed"/>
+        <w:tblLook w:firstRow="0" w:lastRow="0" w:firstColumn="0" w:lastColumn="0" w:noHBand="0" w:noVBand="0" w:val="0000"/>
+      </w:tblPr>
+      <w:tblGrid>
+        <w:gridCol w:w="7920"/>
+      </w:tblGrid>
+      <w:tr>
+        <w:tc>
+          <w:tcPr/>
+          <w:bookmarkStart w:id="29" w:name="tbl-2"/>
+          <w:p>
+            <w:pPr>
+              <w:jc w:val="center"/>
+            </w:pPr>
+            <w:pPr>
+              <w:jc w:val="left"/>
+              <w:spacing w:before="200"/>
+              <w:pStyle w:val="ImageCaption"/>
+            </w:pPr>
+            <w:r>
+              <w:t xml:space="preserve">Tabel 2: Arts-areal-kurvens data, udledt af</w:t>
+            </w:r>
+            <w:r>
+              <w:t xml:space="preserve"> </w:t>
+            </w:r>
+            <w:hyperlink w:anchor="tbl-1">
+              <w:r>
+                <w:rPr>
+                  <w:rStyle w:val="Hyperlink"/>
+                </w:rPr>
+                <w:t xml:space="preserve">Tabel 1</w:t>
+              </w:r>
+            </w:hyperlink>
+            <w:r>
+              <w:t xml:space="preserve">.</w:t>
+            </w:r>
+          </w:p>
+          <w:tbl>
+            <w:tblPr>
+              <w:tblStyle w:val="Table"/>
+              <w:tblW w:type="auto" w:w="0"/>
+              <w:tblLook w:firstRow="1" w:lastRow="0" w:firstColumn="0" w:lastColumn="0" w:noHBand="0" w:noVBand="0" w:val="0020"/>
+            </w:tblPr>
+            <w:tblGrid>
+              <w:gridCol w:w="720"/>
+              <w:gridCol w:w="720"/>
+              <w:gridCol w:w="720"/>
+              <w:gridCol w:w="720"/>
+              <w:gridCol w:w="720"/>
+              <w:gridCol w:w="720"/>
+              <w:gridCol w:w="720"/>
+              <w:gridCol w:w="720"/>
+              <w:gridCol w:w="720"/>
+              <w:gridCol w:w="720"/>
+              <w:gridCol w:w="720"/>
+            </w:tblGrid>
+            <w:tr>
+              <w:trPr>
+                <w:cantSplit/>
+                <w:tblHeader w:val="on"/>
+              </w:trPr>
+              <w:tc>
+                <w:tcPr/>
+                <w:p>
+                  <w:pPr>
+                    <w:pStyle w:val="Compact"/>
+                    <w:keepNext/>
+                    <w:jc w:val="left"/>
+                    <w:jc w:val="center"/>
+                  </w:pPr>
+                  <w:r>
+                    <w:t xml:space="preserve">Antal undersøgte cirkler</w:t>
+                  </w:r>
+                </w:p>
+              </w:tc>
+              <w:tc>
+                <w:tcPr/>
+                <w:p>
+                  <w:pPr>
+                    <w:pStyle w:val="Compact"/>
+                    <w:keepNext/>
+                    <w:jc w:val="center"/>
+                    <w:jc w:val="center"/>
+                  </w:pPr>
+                  <w:r>
+                    <w:t xml:space="preserve">1</w:t>
+                  </w:r>
+                </w:p>
+              </w:tc>
+              <w:tc>
+                <w:tcPr/>
+                <w:p>
+                  <w:pPr>
+                    <w:pStyle w:val="Compact"/>
+                    <w:keepNext/>
+                    <w:jc w:val="center"/>
+                    <w:jc w:val="center"/>
+                  </w:pPr>
+                  <w:r>
+                    <w:t xml:space="preserve">2</w:t>
+                  </w:r>
+                </w:p>
+              </w:tc>
+              <w:tc>
+                <w:tcPr/>
+                <w:p>
+                  <w:pPr>
+                    <w:pStyle w:val="Compact"/>
+                    <w:keepNext/>
+                    <w:jc w:val="center"/>
+                    <w:jc w:val="center"/>
+                  </w:pPr>
+                  <w:r>
+                    <w:t xml:space="preserve">3</w:t>
+                  </w:r>
+                </w:p>
+              </w:tc>
+              <w:tc>
+                <w:tcPr/>
+                <w:p>
+                  <w:pPr>
+                    <w:pStyle w:val="Compact"/>
+                    <w:keepNext/>
+                    <w:jc w:val="center"/>
+                    <w:jc w:val="center"/>
+                  </w:pPr>
+                  <w:r>
+                    <w:t xml:space="preserve">4</w:t>
+                  </w:r>
+                </w:p>
+              </w:tc>
+              <w:tc>
+                <w:tcPr/>
+                <w:p>
+                  <w:pPr>
+                    <w:pStyle w:val="Compact"/>
+                    <w:keepNext/>
+                    <w:jc w:val="center"/>
+                    <w:jc w:val="center"/>
+                  </w:pPr>
+                  <w:r>
+                    <w:t xml:space="preserve">5</w:t>
+                  </w:r>
+                </w:p>
+              </w:tc>
+              <w:tc>
+                <w:tcPr/>
+                <w:p>
+                  <w:pPr>
+                    <w:pStyle w:val="Compact"/>
+                    <w:keepNext/>
+                    <w:jc w:val="center"/>
+                    <w:jc w:val="center"/>
+                  </w:pPr>
+                  <w:r>
+                    <w:t xml:space="preserve">6</w:t>
+                  </w:r>
+                </w:p>
+              </w:tc>
+              <w:tc>
+                <w:tcPr/>
+                <w:p>
+                  <w:pPr>
+                    <w:pStyle w:val="Compact"/>
+                    <w:keepNext/>
+                    <w:jc w:val="center"/>
+                    <w:jc w:val="center"/>
+                  </w:pPr>
+                  <w:r>
+                    <w:t xml:space="preserve">7</w:t>
+                  </w:r>
+                </w:p>
+              </w:tc>
+              <w:tc>
+                <w:tcPr/>
+                <w:p>
+                  <w:pPr>
+                    <w:pStyle w:val="Compact"/>
+                    <w:keepNext/>
+                    <w:jc w:val="center"/>
+                    <w:jc w:val="center"/>
+                  </w:pPr>
+                  <w:r>
+                    <w:t xml:space="preserve">8</w:t>
+                  </w:r>
+                </w:p>
+              </w:tc>
+              <w:tc>
+                <w:tcPr/>
+                <w:p>
+                  <w:pPr>
+                    <w:pStyle w:val="Compact"/>
+                    <w:keepNext/>
+                    <w:jc w:val="center"/>
+                    <w:jc w:val="center"/>
+                  </w:pPr>
+                  <w:r>
+                    <w:t xml:space="preserve">9</w:t>
+                  </w:r>
+                </w:p>
+              </w:tc>
+              <w:tc>
+                <w:tcPr/>
+                <w:p>
+                  <w:pPr>
+                    <w:pStyle w:val="Compact"/>
+                    <w:keepNext/>
+                    <w:jc w:val="center"/>
+                    <w:jc w:val="center"/>
+                  </w:pPr>
+                  <w:r>
+                    <w:t xml:space="preserve">10</w:t>
+                  </w:r>
+                </w:p>
+              </w:tc>
+            </w:tr>
+            <w:tr>
+              <w:trPr>
+                <w:cantSplit/>
+              </w:trPr>
+              <w:tc>
+                <w:tcPr/>
+                <w:p>
+                  <w:pPr>
+                    <w:pStyle w:val="Compact"/>
+                    <w:keepNext/>
+                    <w:jc w:val="left"/>
+                    <w:jc w:val="center"/>
+                  </w:pPr>
+                  <w:r>
+                    <w:t xml:space="preserve">Samlet areal (m²)</w:t>
+                  </w:r>
+                </w:p>
+              </w:tc>
+              <w:tc>
+                <w:tcPr/>
+                <w:p>
+                  <w:pPr>
+                    <w:pStyle w:val="Compact"/>
+                    <w:keepNext/>
+                  </w:pPr>
+                </w:p>
+              </w:tc>
+              <w:tc>
+                <w:tcPr/>
+                <w:p>
+                  <w:pPr>
+                    <w:pStyle w:val="Compact"/>
+                    <w:keepNext/>
+                  </w:pPr>
+                </w:p>
+              </w:tc>
+              <w:tc>
+                <w:tcPr/>
+                <w:p>
+                  <w:pPr>
+                    <w:pStyle w:val="Compact"/>
+                    <w:keepNext/>
+                  </w:pPr>
+                </w:p>
+              </w:tc>
+              <w:tc>
+                <w:tcPr/>
+                <w:p>
+                  <w:pPr>
+                    <w:pStyle w:val="Compact"/>
+                    <w:keepNext/>
+                  </w:pPr>
+                </w:p>
+              </w:tc>
+              <w:tc>
+                <w:tcPr/>
+                <w:p>
+                  <w:pPr>
+                    <w:pStyle w:val="Compact"/>
+                    <w:keepNext/>
+                  </w:pPr>
+                </w:p>
+              </w:tc>
+              <w:tc>
+                <w:tcPr/>
+                <w:p>
+                  <w:pPr>
+                    <w:pStyle w:val="Compact"/>
+                    <w:keepNext/>
+                  </w:pPr>
+                </w:p>
+              </w:tc>
+              <w:tc>
+                <w:tcPr/>
+                <w:p>
+                  <w:pPr>
+                    <w:pStyle w:val="Compact"/>
+                    <w:keepNext/>
+                  </w:pPr>
+                </w:p>
+              </w:tc>
+              <w:tc>
+                <w:tcPr/>
+                <w:p>
+                  <w:pPr>
+                    <w:pStyle w:val="Compact"/>
+                    <w:keepNext/>
+                  </w:pPr>
+                </w:p>
+              </w:tc>
+              <w:tc>
+                <w:tcPr/>
+                <w:p>
+                  <w:pPr>
+                    <w:pStyle w:val="Compact"/>
+                    <w:keepNext/>
+                  </w:pPr>
+                </w:p>
+              </w:tc>
+              <w:tc>
+                <w:tcPr/>
+                <w:p>
+                  <w:pPr>
+                    <w:pStyle w:val="Compact"/>
+                    <w:keepNext/>
+                  </w:pPr>
+                </w:p>
+              </w:tc>
+            </w:tr>
+            <w:tr>
+              <w:trPr>
+                <w:cantSplit/>
+              </w:trPr>
+              <w:tc>
+                <w:tcPr/>
+                <w:p>
+                  <w:pPr>
+                    <w:pStyle w:val="Compact"/>
+                    <w:jc w:val="left"/>
+                    <w:jc w:val="center"/>
+                  </w:pPr>
+                  <w:r>
+                    <w:t xml:space="preserve">Samlet antal arter</w:t>
+                  </w:r>
+                </w:p>
+              </w:tc>
+              <w:tc>
+                <w:tcPr/>
+                <w:p>
+                  <w:pPr>
+                    <w:pStyle w:val="Compact"/>
+                  </w:pPr>
+                </w:p>
+              </w:tc>
+              <w:tc>
+                <w:tcPr/>
+                <w:p>
+                  <w:pPr>
+                    <w:pStyle w:val="Compact"/>
+                  </w:pPr>
+                </w:p>
+              </w:tc>
+              <w:tc>
+                <w:tcPr/>
+                <w:p>
+                  <w:pPr>
+                    <w:pStyle w:val="Compact"/>
+                  </w:pPr>
+                </w:p>
+              </w:tc>
+              <w:tc>
+                <w:tcPr/>
+                <w:p>
+                  <w:pPr>
+                    <w:pStyle w:val="Compact"/>
+                  </w:pPr>
+                </w:p>
+              </w:tc>
+              <w:tc>
+                <w:tcPr/>
+                <w:p>
+                  <w:pPr>
+                    <w:pStyle w:val="Compact"/>
+                  </w:pPr>
+                </w:p>
+              </w:tc>
+              <w:tc>
+                <w:tcPr/>
+                <w:p>
+                  <w:pPr>
+                    <w:pStyle w:val="Compact"/>
+                  </w:pPr>
+                </w:p>
+              </w:tc>
+              <w:tc>
+                <w:tcPr/>
+                <w:p>
+                  <w:pPr>
+                    <w:pStyle w:val="Compact"/>
+                  </w:pPr>
+                </w:p>
+              </w:tc>
+              <w:tc>
+                <w:tcPr/>
+                <w:p>
+                  <w:pPr>
+                    <w:pStyle w:val="Compact"/>
+                  </w:pPr>
+                </w:p>
+              </w:tc>
+              <w:tc>
+                <w:tcPr/>
+                <w:p>
+                  <w:pPr>
+                    <w:pStyle w:val="Compact"/>
+                  </w:pPr>
+                </w:p>
+              </w:tc>
+              <w:tc>
+                <w:tcPr/>
+                <w:p>
+                  <w:pPr>
+                    <w:pStyle w:val="Compact"/>
+                  </w:pPr>
+                </w:p>
+              </w:tc>
+            </w:tr>
+          </w:tbl>
+          <w:bookmarkEnd w:id="29"/>
+          <w:p/>
+        </w:tc>
+      </w:tr>
+    </w:tbl>
+    <w:p>
+      <w:pPr>
+        <w:pStyle w:val="Compact"/>
+        <w:numPr>
+          <w:ilvl w:val="0"/>
+          <w:numId w:val="1005"/>
+        </w:numPr>
+      </w:pPr>
+      <w:r>
+        <w:t xml:space="preserve">Vurdér ud fra kurvens forløb: flader den ud mod cirkel 10, eller stiger den stadig næsten lige så meget som i starten? Hvad siger det om, hvor godt jeres 10 cirkler dækker plænens samlede biodiversitet?</w:t>
+      </w:r>
+    </w:p>
+    <w:p>
+      <w:pPr>
+        <w:pStyle w:val="Compact"/>
+        <w:numPr>
+          <w:ilvl w:val="0"/>
+          <w:numId w:val="1005"/>
+        </w:numPr>
+      </w:pPr>
+      <w:r>
+        <w:t xml:space="preserve">Sammenlign jeres gennemsnitlige artsantal pr. cirkel og jeres arts-areal-kurve med en anden gruppes data fra et andet område af skolens plæner. Er der forskel på artsantallet eller på, hvor hurtigt kurven flader ud? Hvad kan forklare en eventuel forskel (fx sol/skygge, slid, jordbund)?</w:t>
+      </w:r>
+    </w:p>
+    <w:p>
+      <w:pPr>
+        <w:pStyle w:val="Compact"/>
+        <w:numPr>
+          <w:ilvl w:val="0"/>
+          <w:numId w:val="1005"/>
+        </w:numPr>
+      </w:pPr>
+      <w:r>
+        <w:t xml:space="preserve">Vurdér hypotesen: kunne den be- eller afkræftes ud fra jeres tal?</w:t>
+      </w:r>
+    </w:p>
+    <w:bookmarkEnd w:id="30"/>
+    <w:bookmarkStart w:id="31" w:name="journalspørgsmål"/>
+    <w:p>
+      <w:pPr>
+        <w:pStyle w:val="Heading2"/>
+      </w:pPr>
+      <w:r>
+        <w:t xml:space="preserve">Journalspørgsmål</w:t>
+      </w:r>
+    </w:p>
+    <w:p>
+      <w:pPr>
+        <w:pStyle w:val="Compact"/>
+        <w:numPr>
+          <w:ilvl w:val="0"/>
+          <w:numId w:val="1006"/>
+        </w:numPr>
+      </w:pPr>
+      <w:r>
+        <w:t xml:space="preserve">Definér begrebet biodiversitet, og forklar med egne ord, hvorfor høj biodiversitet gør et økosystem mere robust.</w:t>
+      </w:r>
+    </w:p>
+    <w:p>
+      <w:pPr>
+        <w:pStyle w:val="Compact"/>
+        <w:numPr>
+          <w:ilvl w:val="0"/>
+          <w:numId w:val="1006"/>
+        </w:numPr>
+      </w:pPr>
+      <w:r>
+        <w:t xml:space="preserve">Hvorfor er der i disse år stort fokus på at bevare biodiversiteten, både globalt og i Danmark? Nævn mindst én konkret trussel mod biodiversiteten på danske græsarealer.</w:t>
+      </w:r>
+    </w:p>
+    <w:p>
+      <w:pPr>
+        <w:pStyle w:val="Compact"/>
+        <w:numPr>
+          <w:ilvl w:val="0"/>
+          <w:numId w:val="1006"/>
+        </w:numPr>
+      </w:pPr>
+      <w:r>
+        <w:t xml:space="preserve">Diskutér, hvor repræsentativt jeres resultat er for hele plænen: gør antallet af cirkler og tilfældigheden i, hvor de kastes, en forskel for konklusionen?</w:t>
+      </w:r>
+    </w:p>
+    <w:p>
+      <w:pPr>
+        <w:pStyle w:val="Compact"/>
+        <w:numPr>
+          <w:ilvl w:val="0"/>
+          <w:numId w:val="1006"/>
+        </w:numPr>
+      </w:pPr>
+      <w:r>
+        <w:t xml:space="preserve">Hvordan ville I forvente, at artsantallet så ud, hvis I i stedet undersøgte en nyslået fodboldbane eller en urørt eng ved siden af skolen? Begrund svaret med, hvad planter har brug for for at etablere sig og overleve slåning eller græsning.</w:t>
+      </w:r>
+    </w:p>
+    <w:bookmarkEnd w:id="31"/>
     <w:sectPr>
       <w:headerReference r:id="rId7" w:type="default"/>
       <w:footerReference r:id="rId8" w:type="default"/>
@@ -2374,6 +3036,176 @@
       </w:rPr>
     </w:lvl>
   </w:abstractNum>
+  <w:abstractNum w:abstractNumId="99412">
+    <w:nsid w:val="00A99412"/>
+    <w:multiLevelType w:val="multilevel"/>
+    <w:lvl w:ilvl="0">
+      <w:start w:val="2"/>
+      <w:numFmt w:val="decimal"/>
+      <w:lvlText w:val="%1."/>
+      <w:lvlJc w:val="left"/>
+      <w:pPr>
+        <w:ind w:left="720" w:hanging="360"/>
+      </w:pPr>
+    </w:lvl>
+    <w:lvl w:ilvl="1">
+      <w:start w:val="2"/>
+      <w:numFmt w:val="decimal"/>
+      <w:lvlText w:val="%2."/>
+      <w:lvlJc w:val="left"/>
+      <w:pPr>
+        <w:ind w:left="1440" w:hanging="360"/>
+      </w:pPr>
+    </w:lvl>
+    <w:lvl w:ilvl="2">
+      <w:start w:val="2"/>
+      <w:numFmt w:val="decimal"/>
+      <w:lvlText w:val="%3."/>
+      <w:lvlJc w:val="left"/>
+      <w:pPr>
+        <w:ind w:left="2160" w:hanging="360"/>
+      </w:pPr>
+    </w:lvl>
+    <w:lvl w:ilvl="3">
+      <w:start w:val="2"/>
+      <w:numFmt w:val="decimal"/>
+      <w:lvlText w:val="%4."/>
+      <w:lvlJc w:val="left"/>
+      <w:pPr>
+        <w:ind w:left="2880" w:hanging="360"/>
+      </w:pPr>
+    </w:lvl>
+    <w:lvl w:ilvl="4">
+      <w:start w:val="2"/>
+      <w:numFmt w:val="decimal"/>
+      <w:lvlText w:val="%5."/>
+      <w:lvlJc w:val="left"/>
+      <w:pPr>
+        <w:ind w:left="3600" w:hanging="360"/>
+      </w:pPr>
+    </w:lvl>
+    <w:lvl w:ilvl="5">
+      <w:start w:val="2"/>
+      <w:numFmt w:val="decimal"/>
+      <w:lvlText w:val="%6."/>
+      <w:lvlJc w:val="left"/>
+      <w:pPr>
+        <w:ind w:left="4320" w:hanging="360"/>
+      </w:pPr>
+    </w:lvl>
+    <w:lvl w:ilvl="6">
+      <w:start w:val="2"/>
+      <w:numFmt w:val="decimal"/>
+      <w:lvlText w:val="%7."/>
+      <w:lvlJc w:val="left"/>
+      <w:pPr>
+        <w:ind w:left="5040" w:hanging="360"/>
+      </w:pPr>
+    </w:lvl>
+    <w:lvl w:ilvl="7">
+      <w:start w:val="2"/>
+      <w:numFmt w:val="decimal"/>
+      <w:lvlText w:val="%8."/>
+      <w:lvlJc w:val="left"/>
+      <w:pPr>
+        <w:ind w:left="5760" w:hanging="360"/>
+      </w:pPr>
+    </w:lvl>
+    <w:lvl w:ilvl="8">
+      <w:start w:val="2"/>
+      <w:numFmt w:val="decimal"/>
+      <w:lvlText w:val="%9."/>
+      <w:lvlJc w:val="left"/>
+      <w:pPr>
+        <w:ind w:left="6480" w:hanging="360"/>
+      </w:pPr>
+    </w:lvl>
+  </w:abstractNum>
+  <w:abstractNum w:abstractNumId="99413">
+    <w:nsid w:val="00A99413"/>
+    <w:multiLevelType w:val="multilevel"/>
+    <w:lvl w:ilvl="0">
+      <w:start w:val="3"/>
+      <w:numFmt w:val="decimal"/>
+      <w:lvlText w:val="%1."/>
+      <w:lvlJc w:val="left"/>
+      <w:pPr>
+        <w:ind w:left="720" w:hanging="360"/>
+      </w:pPr>
+    </w:lvl>
+    <w:lvl w:ilvl="1">
+      <w:start w:val="3"/>
+      <w:numFmt w:val="decimal"/>
+      <w:lvlText w:val="%2."/>
+      <w:lvlJc w:val="left"/>
+      <w:pPr>
+        <w:ind w:left="1440" w:hanging="360"/>
+      </w:pPr>
+    </w:lvl>
+    <w:lvl w:ilvl="2">
+      <w:start w:val="3"/>
+      <w:numFmt w:val="decimal"/>
+      <w:lvlText w:val="%3."/>
+      <w:lvlJc w:val="left"/>
+      <w:pPr>
+        <w:ind w:left="2160" w:hanging="360"/>
+      </w:pPr>
+    </w:lvl>
+    <w:lvl w:ilvl="3">
+      <w:start w:val="3"/>
+      <w:numFmt w:val="decimal"/>
+      <w:lvlText w:val="%4."/>
+      <w:lvlJc w:val="left"/>
+      <w:pPr>
+        <w:ind w:left="2880" w:hanging="360"/>
+      </w:pPr>
+    </w:lvl>
+    <w:lvl w:ilvl="4">
+      <w:start w:val="3"/>
+      <w:numFmt w:val="decimal"/>
+      <w:lvlText w:val="%5."/>
+      <w:lvlJc w:val="left"/>
+      <w:pPr>
+        <w:ind w:left="3600" w:hanging="360"/>
+      </w:pPr>
+    </w:lvl>
+    <w:lvl w:ilvl="5">
+      <w:start w:val="3"/>
+      <w:numFmt w:val="decimal"/>
+      <w:lvlText w:val="%6."/>
+      <w:lvlJc w:val="left"/>
+      <w:pPr>
+        <w:ind w:left="4320" w:hanging="360"/>
+      </w:pPr>
+    </w:lvl>
+    <w:lvl w:ilvl="6">
+      <w:start w:val="3"/>
+      <w:numFmt w:val="decimal"/>
+      <w:lvlText w:val="%7."/>
+      <w:lvlJc w:val="left"/>
+      <w:pPr>
+        <w:ind w:left="5040" w:hanging="360"/>
+      </w:pPr>
+    </w:lvl>
+    <w:lvl w:ilvl="7">
+      <w:start w:val="3"/>
+      <w:numFmt w:val="decimal"/>
+      <w:lvlText w:val="%8."/>
+      <w:lvlJc w:val="left"/>
+      <w:pPr>
+        <w:ind w:left="5760" w:hanging="360"/>
+      </w:pPr>
+    </w:lvl>
+    <w:lvl w:ilvl="8">
+      <w:start w:val="3"/>
+      <w:numFmt w:val="decimal"/>
+      <w:lvlText w:val="%9."/>
+      <w:lvlJc w:val="left"/>
+      <w:pPr>
+        <w:ind w:left="6480" w:hanging="360"/>
+      </w:pPr>
+    </w:lvl>
+  </w:abstractNum>
   <w:num w:numId="1">
     <w:abstractNumId w:val="1"/>
     <w:lvlOverride w:ilvl="0">
@@ -2427,6 +3259,126 @@
   </w:num>
   <w:num w:numId="1002">
     <w:abstractNumId w:val="991"/>
+  </w:num>
+  <w:num w:numId="1003">
+    <w:abstractNumId w:val="99411"/>
+    <w:lvlOverride w:ilvl="0">
+      <w:startOverride w:val="1"/>
+    </w:lvlOverride>
+    <w:lvlOverride w:ilvl="1">
+      <w:startOverride w:val="1"/>
+    </w:lvlOverride>
+    <w:lvlOverride w:ilvl="2">
+      <w:startOverride w:val="1"/>
+    </w:lvlOverride>
+    <w:lvlOverride w:ilvl="3">
+      <w:startOverride w:val="1"/>
+    </w:lvlOverride>
+    <w:lvlOverride w:ilvl="4">
+      <w:startOverride w:val="1"/>
+    </w:lvlOverride>
+    <w:lvlOverride w:ilvl="5">
+      <w:startOverride w:val="1"/>
+    </w:lvlOverride>
+    <w:lvlOverride w:ilvl="6">
+      <w:startOverride w:val="1"/>
+    </w:lvlOverride>
+    <w:lvlOverride w:ilvl="7">
+      <w:startOverride w:val="1"/>
+    </w:lvlOverride>
+    <w:lvlOverride w:ilvl="8">
+      <w:startOverride w:val="1"/>
+    </w:lvlOverride>
+  </w:num>
+  <w:num w:numId="1004">
+    <w:abstractNumId w:val="99412"/>
+    <w:lvlOverride w:ilvl="0">
+      <w:startOverride w:val="2"/>
+    </w:lvlOverride>
+    <w:lvlOverride w:ilvl="1">
+      <w:startOverride w:val="2"/>
+    </w:lvlOverride>
+    <w:lvlOverride w:ilvl="2">
+      <w:startOverride w:val="2"/>
+    </w:lvlOverride>
+    <w:lvlOverride w:ilvl="3">
+      <w:startOverride w:val="2"/>
+    </w:lvlOverride>
+    <w:lvlOverride w:ilvl="4">
+      <w:startOverride w:val="2"/>
+    </w:lvlOverride>
+    <w:lvlOverride w:ilvl="5">
+      <w:startOverride w:val="2"/>
+    </w:lvlOverride>
+    <w:lvlOverride w:ilvl="6">
+      <w:startOverride w:val="2"/>
+    </w:lvlOverride>
+    <w:lvlOverride w:ilvl="7">
+      <w:startOverride w:val="2"/>
+    </w:lvlOverride>
+    <w:lvlOverride w:ilvl="8">
+      <w:startOverride w:val="2"/>
+    </w:lvlOverride>
+  </w:num>
+  <w:num w:numId="1005">
+    <w:abstractNumId w:val="99413"/>
+    <w:lvlOverride w:ilvl="0">
+      <w:startOverride w:val="3"/>
+    </w:lvlOverride>
+    <w:lvlOverride w:ilvl="1">
+      <w:startOverride w:val="3"/>
+    </w:lvlOverride>
+    <w:lvlOverride w:ilvl="2">
+      <w:startOverride w:val="3"/>
+    </w:lvlOverride>
+    <w:lvlOverride w:ilvl="3">
+      <w:startOverride w:val="3"/>
+    </w:lvlOverride>
+    <w:lvlOverride w:ilvl="4">
+      <w:startOverride w:val="3"/>
+    </w:lvlOverride>
+    <w:lvlOverride w:ilvl="5">
+      <w:startOverride w:val="3"/>
+    </w:lvlOverride>
+    <w:lvlOverride w:ilvl="6">
+      <w:startOverride w:val="3"/>
+    </w:lvlOverride>
+    <w:lvlOverride w:ilvl="7">
+      <w:startOverride w:val="3"/>
+    </w:lvlOverride>
+    <w:lvlOverride w:ilvl="8">
+      <w:startOverride w:val="3"/>
+    </w:lvlOverride>
+  </w:num>
+  <w:num w:numId="1006">
+    <w:abstractNumId w:val="99411"/>
+    <w:lvlOverride w:ilvl="0">
+      <w:startOverride w:val="1"/>
+    </w:lvlOverride>
+    <w:lvlOverride w:ilvl="1">
+      <w:startOverride w:val="1"/>
+    </w:lvlOverride>
+    <w:lvlOverride w:ilvl="2">
+      <w:startOverride w:val="1"/>
+    </w:lvlOverride>
+    <w:lvlOverride w:ilvl="3">
+      <w:startOverride w:val="1"/>
+    </w:lvlOverride>
+    <w:lvlOverride w:ilvl="4">
+      <w:startOverride w:val="1"/>
+    </w:lvlOverride>
+    <w:lvlOverride w:ilvl="5">
+      <w:startOverride w:val="1"/>
+    </w:lvlOverride>
+    <w:lvlOverride w:ilvl="6">
+      <w:startOverride w:val="1"/>
+    </w:lvlOverride>
+    <w:lvlOverride w:ilvl="7">
+      <w:startOverride w:val="1"/>
+    </w:lvlOverride>
+    <w:lvlOverride w:ilvl="8">
+      <w:startOverride w:val="1"/>
+    </w:lvlOverride>
   </w:num>
 </w:numbering>
 </file>
